--- a/app/bin/main/Surname_SessionNumber_IBCS_IA/IA_Solution_zip/Documentation/Crit_B_Record_of_tasks.docx
+++ b/app/bin/main/Surname_SessionNumber_IBCS_IA/IA_Solution_zip/Documentation/Crit_B_Record_of_tasks.docx
@@ -1,6 +1,6 @@
 
 <file path=word/document.xml><?xml version="1.0" encoding="utf-8"?>
-<w:document xmlns:wpc="http://schemas.microsoft.com/office/word/2010/wordprocessingCanvas" xmlns:cx="http://schemas.microsoft.com/office/drawing/2014/chartex" xmlns:cx1="http://schemas.microsoft.com/office/drawing/2015/9/8/chartex" xmlns:cx2="http://schemas.microsoft.com/office/drawing/2015/10/21/chartex" xmlns:cx3="http://schemas.microsoft.com/office/drawing/2016/5/9/chartex" xmlns:cx4="http://schemas.microsoft.com/office/drawing/2016/5/10/chartex" xmlns:cx5="http://schemas.microsoft.com/office/drawing/2016/5/11/chartex" xmlns:cx6="http://schemas.microsoft.com/office/drawing/2016/5/12/chartex" xmlns:cx7="http://schemas.microsoft.com/office/drawing/2016/5/13/chartex" xmlns:cx8="http://schemas.microsoft.com/office/drawing/2016/5/14/chartex" xmlns:mc="http://schemas.openxmlformats.org/markup-compatibility/2006" xmlns:o="urn:schemas-microsoft-com:office:office" xmlns:r="http://schemas.openxmlformats.org/officeDocument/2006/relationships" xmlns:m="http://schemas.openxmlformats.org/officeDocument/2006/math" xmlns:v="urn:schemas-microsoft-com:vml" xmlns:wp14="http://schemas.microsoft.com/office/word/2010/wordprocessingDrawing" xmlns:wp="http://schemas.openxmlformats.org/drawingml/2006/wordprocessingDrawing" xmlns:w10="urn:schemas-microsoft-com:office:word" xmlns:w="http://schemas.openxmlformats.org/wordprocessingml/2006/main" xmlns:w14="http://schemas.microsoft.com/office/word/2010/wordml" xmlns:w15="http://schemas.microsoft.com/office/word/2012/wordml" xmlns:w16se="http://schemas.microsoft.com/office/word/2015/wordml/symex" xmlns:wpg="http://schemas.microsoft.com/office/word/2010/wordprocessingGroup" xmlns:wpi="http://schemas.microsoft.com/office/word/2010/wordprocessingInk" xmlns:wne="http://schemas.microsoft.com/office/word/2006/wordml" xmlns:wps="http://schemas.microsoft.com/office/word/2010/wordprocessingShape" mc:Ignorable="w14 w15 w16se wp14">
+<w:document xmlns:wpc="http://schemas.microsoft.com/office/word/2010/wordprocessingCanvas" xmlns:cx="http://schemas.microsoft.com/office/drawing/2014/chartex" xmlns:cx1="http://schemas.microsoft.com/office/drawing/2015/9/8/chartex" xmlns:cx2="http://schemas.microsoft.com/office/drawing/2015/10/21/chartex" xmlns:cx3="http://schemas.microsoft.com/office/drawing/2016/5/9/chartex" xmlns:cx4="http://schemas.microsoft.com/office/drawing/2016/5/10/chartex" xmlns:cx5="http://schemas.microsoft.com/office/drawing/2016/5/11/chartex" xmlns:cx6="http://schemas.microsoft.com/office/drawing/2016/5/12/chartex" xmlns:cx7="http://schemas.microsoft.com/office/drawing/2016/5/13/chartex" xmlns:cx8="http://schemas.microsoft.com/office/drawing/2016/5/14/chartex" xmlns:mc="http://schemas.openxmlformats.org/markup-compatibility/2006" xmlns:aink="http://schemas.microsoft.com/office/drawing/2016/ink" xmlns:am3d="http://schemas.microsoft.com/office/drawing/2017/model3d" xmlns:o="urn:schemas-microsoft-com:office:office" xmlns:oel="http://schemas.microsoft.com/office/2019/extlst" xmlns:r="http://schemas.openxmlformats.org/officeDocument/2006/relationships" xmlns:m="http://schemas.openxmlformats.org/officeDocument/2006/math" xmlns:v="urn:schemas-microsoft-com:vml" xmlns:wp14="http://schemas.microsoft.com/office/word/2010/wordprocessingDrawing" xmlns:wp="http://schemas.openxmlformats.org/drawingml/2006/wordprocessingDrawing" xmlns:w10="urn:schemas-microsoft-com:office:word" xmlns:w="http://schemas.openxmlformats.org/wordprocessingml/2006/main" xmlns:w14="http://schemas.microsoft.com/office/word/2010/wordml" xmlns:w15="http://schemas.microsoft.com/office/word/2012/wordml" xmlns:w16cex="http://schemas.microsoft.com/office/word/2018/wordml/cex" xmlns:w16cid="http://schemas.microsoft.com/office/word/2016/wordml/cid" xmlns:w16="http://schemas.microsoft.com/office/word/2018/wordml" xmlns:w16sdtdh="http://schemas.microsoft.com/office/word/2020/wordml/sdtdatahash" xmlns:w16se="http://schemas.microsoft.com/office/word/2015/wordml/symex" xmlns:wpg="http://schemas.microsoft.com/office/word/2010/wordprocessingGroup" xmlns:wpi="http://schemas.microsoft.com/office/word/2010/wordprocessingInk" xmlns:wne="http://schemas.microsoft.com/office/word/2006/wordml" xmlns:wps="http://schemas.microsoft.com/office/word/2010/wordprocessingShape" mc:Ignorable="w14 w15 w16se w16cid w16 w16cex w16sdtdh wp14">
   <w:body>
     <w:p>
       <w:pPr>
@@ -222,6 +222,9 @@
             <w:pPr>
               <w:spacing w:before="100" w:beforeAutospacing="1" w:after="100" w:afterAutospacing="1"/>
             </w:pPr>
+            <w:r>
+              <w:t>1</w:t>
+            </w:r>
           </w:p>
         </w:tc>
         <w:tc>
@@ -240,6 +243,18 @@
             <w:pPr>
               <w:spacing w:before="100" w:beforeAutospacing="1" w:after="100" w:afterAutospacing="1"/>
             </w:pPr>
+            <w:r>
+              <w:t>Bra</w:t>
+            </w:r>
+            <w:r>
+              <w:t>instorming ideas/ Askin</w:t>
+            </w:r>
+            <w:r>
+              <w:t xml:space="preserve">g </w:t>
+            </w:r>
+            <w:r>
+              <w:t>anyone for their problems</w:t>
+            </w:r>
           </w:p>
         </w:tc>
         <w:tc>
@@ -258,6 +273,15 @@
             <w:pPr>
               <w:spacing w:before="100" w:beforeAutospacing="1" w:after="100" w:afterAutospacing="1"/>
             </w:pPr>
+            <w:r>
+              <w:t xml:space="preserve">Possible ideas </w:t>
+            </w:r>
+            <w:r>
+              <w:t>for the project</w:t>
+            </w:r>
+            <w:r>
+              <w:t>.</w:t>
+            </w:r>
           </w:p>
         </w:tc>
         <w:tc>
@@ -276,6 +300,9 @@
             <w:pPr>
               <w:spacing w:before="100" w:beforeAutospacing="1" w:after="100" w:afterAutospacing="1"/>
             </w:pPr>
+            <w:r>
+              <w:t>3 days</w:t>
+            </w:r>
           </w:p>
         </w:tc>
         <w:tc>
@@ -312,6 +339,9 @@
               <w:spacing w:before="100" w:beforeAutospacing="1" w:after="100" w:afterAutospacing="1"/>
               <w:jc w:val="center"/>
             </w:pPr>
+            <w:r>
+              <w:t>A</w:t>
+            </w:r>
           </w:p>
         </w:tc>
       </w:tr>
@@ -333,6 +363,9 @@
             <w:pPr>
               <w:spacing w:before="100" w:beforeAutospacing="1" w:after="100" w:afterAutospacing="1"/>
             </w:pPr>
+            <w:r>
+              <w:t>2</w:t>
+            </w:r>
           </w:p>
         </w:tc>
         <w:tc>
@@ -351,6 +384,12 @@
             <w:pPr>
               <w:spacing w:before="100" w:beforeAutospacing="1" w:after="100" w:afterAutospacing="1"/>
             </w:pPr>
+            <w:r>
+              <w:t xml:space="preserve">Initial contact with client </w:t>
+            </w:r>
+            <w:r>
+              <w:t>and advisor.</w:t>
+            </w:r>
           </w:p>
         </w:tc>
         <w:tc>
@@ -369,6 +408,12 @@
             <w:pPr>
               <w:spacing w:before="100" w:beforeAutospacing="1" w:after="100" w:afterAutospacing="1"/>
             </w:pPr>
+            <w:r>
+              <w:t>Finally choosing my client and advisor</w:t>
+            </w:r>
+            <w:r>
+              <w:t>.</w:t>
+            </w:r>
           </w:p>
         </w:tc>
         <w:tc>
@@ -387,6 +432,9 @@
             <w:pPr>
               <w:spacing w:before="100" w:beforeAutospacing="1" w:after="100" w:afterAutospacing="1"/>
             </w:pPr>
+            <w:r>
+              <w:t>1 day</w:t>
+            </w:r>
           </w:p>
         </w:tc>
         <w:tc>
@@ -423,6 +471,9 @@
               <w:spacing w:before="100" w:beforeAutospacing="1" w:after="100" w:afterAutospacing="1"/>
               <w:jc w:val="center"/>
             </w:pPr>
+            <w:r>
+              <w:t>A</w:t>
+            </w:r>
           </w:p>
         </w:tc>
       </w:tr>
@@ -444,6 +495,9 @@
             <w:pPr>
               <w:spacing w:before="100" w:beforeAutospacing="1" w:after="100" w:afterAutospacing="1"/>
             </w:pPr>
+            <w:r>
+              <w:t>3</w:t>
+            </w:r>
           </w:p>
         </w:tc>
         <w:tc>
@@ -462,6 +516,9 @@
             <w:pPr>
               <w:spacing w:before="100" w:beforeAutospacing="1" w:after="100" w:afterAutospacing="1"/>
             </w:pPr>
+            <w:r>
+              <w:t>Advisor discussion</w:t>
+            </w:r>
           </w:p>
         </w:tc>
         <w:tc>
@@ -498,6 +555,9 @@
             <w:pPr>
               <w:spacing w:before="100" w:beforeAutospacing="1" w:after="100" w:afterAutospacing="1"/>
             </w:pPr>
+            <w:r>
+              <w:t>1 day</w:t>
+            </w:r>
           </w:p>
         </w:tc>
         <w:tc>
@@ -534,6 +594,9 @@
               <w:spacing w:before="100" w:beforeAutospacing="1" w:after="100" w:afterAutospacing="1"/>
               <w:jc w:val="center"/>
             </w:pPr>
+            <w:r>
+              <w:t>A</w:t>
+            </w:r>
           </w:p>
         </w:tc>
       </w:tr>
@@ -555,6 +618,9 @@
             <w:pPr>
               <w:spacing w:before="100" w:beforeAutospacing="1" w:after="100" w:afterAutospacing="1"/>
             </w:pPr>
+            <w:r>
+              <w:t>4</w:t>
+            </w:r>
           </w:p>
         </w:tc>
         <w:tc>
@@ -573,6 +639,18 @@
             <w:pPr>
               <w:spacing w:before="100" w:beforeAutospacing="1" w:after="100" w:afterAutospacing="1"/>
             </w:pPr>
+            <w:r>
+              <w:t>2</w:t>
+            </w:r>
+            <w:r>
+              <w:rPr>
+                <w:vertAlign w:val="superscript"/>
+              </w:rPr>
+              <w:t>nd</w:t>
+            </w:r>
+            <w:r>
+              <w:t xml:space="preserve"> meeting with client to discuss certain features</w:t>
+            </w:r>
           </w:p>
         </w:tc>
         <w:tc>
@@ -609,6 +687,9 @@
             <w:pPr>
               <w:spacing w:before="100" w:beforeAutospacing="1" w:after="100" w:afterAutospacing="1"/>
             </w:pPr>
+            <w:r>
+              <w:t>1 day</w:t>
+            </w:r>
           </w:p>
         </w:tc>
         <w:tc>
@@ -645,6 +726,9 @@
               <w:spacing w:before="100" w:beforeAutospacing="1" w:after="100" w:afterAutospacing="1"/>
               <w:jc w:val="center"/>
             </w:pPr>
+            <w:r>
+              <w:t>A</w:t>
+            </w:r>
           </w:p>
         </w:tc>
       </w:tr>
@@ -666,6 +750,9 @@
             <w:pPr>
               <w:spacing w:before="100" w:beforeAutospacing="1" w:after="100" w:afterAutospacing="1"/>
             </w:pPr>
+            <w:r>
+              <w:t>5</w:t>
+            </w:r>
           </w:p>
         </w:tc>
         <w:tc>
@@ -684,6 +771,24 @@
             <w:pPr>
               <w:spacing w:before="100" w:beforeAutospacing="1" w:after="100" w:afterAutospacing="1"/>
             </w:pPr>
+            <w:r>
+              <w:t>Choosing Programming language and 3</w:t>
+            </w:r>
+            <w:r>
+              <w:rPr>
+                <w:vertAlign w:val="superscript"/>
+              </w:rPr>
+              <w:t>rd</w:t>
+            </w:r>
+            <w:r>
+              <w:t xml:space="preserve"> Party Libraries</w:t>
+            </w:r>
+            <w:r>
+              <w:t>.</w:t>
+            </w:r>
+            <w:r>
+              <w:t xml:space="preserve"> </w:t>
+            </w:r>
           </w:p>
         </w:tc>
         <w:tc>
@@ -702,6 +807,21 @@
             <w:pPr>
               <w:spacing w:before="100" w:beforeAutospacing="1" w:after="100" w:afterAutospacing="1"/>
             </w:pPr>
+            <w:r>
+              <w:t>Java will be used to</w:t>
+            </w:r>
+            <w:r>
+              <w:t xml:space="preserve"> program this project. Twilio is only 3</w:t>
+            </w:r>
+            <w:r>
+              <w:rPr>
+                <w:vertAlign w:val="superscript"/>
+              </w:rPr>
+              <w:t>rd</w:t>
+            </w:r>
+            <w:r>
+              <w:t xml:space="preserve"> party library for SMS.</w:t>
+            </w:r>
           </w:p>
         </w:tc>
         <w:tc>
@@ -720,6 +840,9 @@
             <w:pPr>
               <w:spacing w:before="100" w:beforeAutospacing="1" w:after="100" w:afterAutospacing="1"/>
             </w:pPr>
+            <w:r>
+              <w:t>3 days</w:t>
+            </w:r>
           </w:p>
         </w:tc>
         <w:tc>
@@ -756,6 +879,9 @@
               <w:spacing w:before="100" w:beforeAutospacing="1" w:after="100" w:afterAutospacing="1"/>
               <w:jc w:val="center"/>
             </w:pPr>
+            <w:r>
+              <w:t>A</w:t>
+            </w:r>
           </w:p>
         </w:tc>
       </w:tr>
@@ -777,6 +903,9 @@
             <w:pPr>
               <w:spacing w:before="100" w:beforeAutospacing="1" w:after="100" w:afterAutospacing="1"/>
             </w:pPr>
+            <w:r>
+              <w:t>6</w:t>
+            </w:r>
           </w:p>
         </w:tc>
         <w:tc>
@@ -795,6 +924,15 @@
             <w:pPr>
               <w:spacing w:before="100" w:beforeAutospacing="1" w:after="100" w:afterAutospacing="1"/>
             </w:pPr>
+            <w:r>
+              <w:t>Make</w:t>
+            </w:r>
+            <w:r>
+              <w:t xml:space="preserve"> plan for programming.</w:t>
+            </w:r>
+            <w:r>
+              <w:t xml:space="preserve"> </w:t>
+            </w:r>
           </w:p>
         </w:tc>
         <w:tc>
@@ -831,6 +969,9 @@
             <w:pPr>
               <w:spacing w:before="100" w:beforeAutospacing="1" w:after="100" w:afterAutospacing="1"/>
             </w:pPr>
+            <w:r>
+              <w:t>1 week</w:t>
+            </w:r>
           </w:p>
         </w:tc>
         <w:tc>
@@ -867,6 +1008,9 @@
               <w:spacing w:before="100" w:beforeAutospacing="1" w:after="100" w:afterAutospacing="1"/>
               <w:jc w:val="center"/>
             </w:pPr>
+            <w:r>
+              <w:t>A &amp; B</w:t>
+            </w:r>
           </w:p>
         </w:tc>
       </w:tr>
@@ -888,6 +1032,9 @@
             <w:pPr>
               <w:spacing w:before="100" w:beforeAutospacing="1" w:after="100" w:afterAutospacing="1"/>
             </w:pPr>
+            <w:r>
+              <w:t xml:space="preserve">7 </w:t>
+            </w:r>
           </w:p>
         </w:tc>
         <w:tc>
@@ -906,6 +1053,12 @@
             <w:pPr>
               <w:spacing w:before="100" w:beforeAutospacing="1" w:after="100" w:afterAutospacing="1"/>
             </w:pPr>
+            <w:r>
+              <w:t xml:space="preserve">Advisor </w:t>
+            </w:r>
+            <w:r>
+              <w:t>and client discussion about possible success criteria.</w:t>
+            </w:r>
           </w:p>
         </w:tc>
         <w:tc>
@@ -924,6 +1077,9 @@
             <w:pPr>
               <w:spacing w:before="100" w:beforeAutospacing="1" w:after="100" w:afterAutospacing="1"/>
             </w:pPr>
+            <w:r>
+              <w:t>Agreed and Verified Success Criteria.</w:t>
+            </w:r>
           </w:p>
         </w:tc>
         <w:tc>
@@ -942,6 +1098,9 @@
             <w:pPr>
               <w:spacing w:before="100" w:beforeAutospacing="1" w:after="100" w:afterAutospacing="1"/>
             </w:pPr>
+            <w:r>
+              <w:t>2 days</w:t>
+            </w:r>
           </w:p>
         </w:tc>
         <w:tc>
@@ -978,6 +1137,9 @@
               <w:spacing w:before="100" w:beforeAutospacing="1" w:after="100" w:afterAutospacing="1"/>
               <w:jc w:val="center"/>
             </w:pPr>
+            <w:r>
+              <w:t>B</w:t>
+            </w:r>
           </w:p>
         </w:tc>
       </w:tr>
@@ -999,6 +1161,9 @@
             <w:pPr>
               <w:spacing w:before="100" w:beforeAutospacing="1" w:after="100" w:afterAutospacing="1"/>
             </w:pPr>
+            <w:r>
+              <w:t>8</w:t>
+            </w:r>
           </w:p>
         </w:tc>
         <w:tc>
@@ -1017,6 +1182,18 @@
             <w:pPr>
               <w:spacing w:before="100" w:beforeAutospacing="1" w:after="100" w:afterAutospacing="1"/>
             </w:pPr>
+            <w:r>
+              <w:t>Architecture Design (</w:t>
+            </w:r>
+            <w:r>
+              <w:t>i.e.,</w:t>
+            </w:r>
+            <w:r>
+              <w:t xml:space="preserve"> UML</w:t>
+            </w:r>
+            <w:r>
+              <w:t>)</w:t>
+            </w:r>
           </w:p>
         </w:tc>
         <w:tc>
@@ -1035,6 +1212,12 @@
             <w:pPr>
               <w:spacing w:before="100" w:beforeAutospacing="1" w:after="100" w:afterAutospacing="1"/>
             </w:pPr>
+            <w:r>
+              <w:t>Class connection</w:t>
+            </w:r>
+            <w:r>
+              <w:t>s</w:t>
+            </w:r>
           </w:p>
         </w:tc>
         <w:tc>
@@ -1053,6 +1236,9 @@
             <w:pPr>
               <w:spacing w:before="100" w:beforeAutospacing="1" w:after="100" w:afterAutospacing="1"/>
             </w:pPr>
+            <w:r>
+              <w:t>1 week</w:t>
+            </w:r>
           </w:p>
         </w:tc>
         <w:tc>
@@ -1089,6 +1275,9 @@
               <w:spacing w:before="100" w:beforeAutospacing="1" w:after="100" w:afterAutospacing="1"/>
               <w:jc w:val="center"/>
             </w:pPr>
+            <w:r>
+              <w:t>B</w:t>
+            </w:r>
           </w:p>
         </w:tc>
       </w:tr>
@@ -1110,6 +1299,9 @@
             <w:pPr>
               <w:spacing w:before="100" w:beforeAutospacing="1" w:after="100" w:afterAutospacing="1"/>
             </w:pPr>
+            <w:r>
+              <w:t>9</w:t>
+            </w:r>
           </w:p>
         </w:tc>
         <w:tc>
@@ -1128,6 +1320,12 @@
             <w:pPr>
               <w:spacing w:before="100" w:beforeAutospacing="1" w:after="100" w:afterAutospacing="1"/>
             </w:pPr>
+            <w:r>
+              <w:t xml:space="preserve">Complete all Designs </w:t>
+            </w:r>
+            <w:r>
+              <w:t>(UML, Flowcharts)</w:t>
+            </w:r>
           </w:p>
         </w:tc>
         <w:tc>
@@ -1146,6 +1344,12 @@
             <w:pPr>
               <w:spacing w:before="100" w:beforeAutospacing="1" w:after="100" w:afterAutospacing="1"/>
             </w:pPr>
+            <w:r>
+              <w:t xml:space="preserve">Confirm with </w:t>
+            </w:r>
+            <w:r>
+              <w:t>Advisor on current and steps (regarding design)</w:t>
+            </w:r>
           </w:p>
         </w:tc>
         <w:tc>
@@ -1163,10 +1367,10 @@
           <w:p>
             <w:pPr>
               <w:spacing w:before="100" w:beforeAutospacing="1" w:after="100" w:afterAutospacing="1"/>
-              <w:rPr>
-                <w:color w:val="FF0000"/>
-              </w:rPr>
-            </w:pPr>
+            </w:pPr>
+            <w:r>
+              <w:t>1 week</w:t>
+            </w:r>
           </w:p>
         </w:tc>
         <w:tc>
@@ -1203,6 +1407,9 @@
               <w:spacing w:before="100" w:beforeAutospacing="1" w:after="100" w:afterAutospacing="1"/>
               <w:jc w:val="center"/>
             </w:pPr>
+            <w:r>
+              <w:t>B</w:t>
+            </w:r>
           </w:p>
         </w:tc>
       </w:tr>
@@ -1224,6 +1431,9 @@
             <w:pPr>
               <w:spacing w:before="100" w:beforeAutospacing="1" w:after="100" w:afterAutospacing="1"/>
             </w:pPr>
+            <w:r>
+              <w:t>10</w:t>
+            </w:r>
           </w:p>
         </w:tc>
         <w:tc>
@@ -1242,6 +1452,15 @@
             <w:pPr>
               <w:spacing w:before="100" w:beforeAutospacing="1" w:after="100" w:afterAutospacing="1"/>
             </w:pPr>
+            <w:r>
+              <w:t xml:space="preserve">Start </w:t>
+            </w:r>
+            <w:r>
+              <w:t>design of the textual interface</w:t>
+            </w:r>
+            <w:r>
+              <w:t xml:space="preserve"> </w:t>
+            </w:r>
           </w:p>
         </w:tc>
         <w:tc>
@@ -1278,6 +1497,9 @@
             <w:pPr>
               <w:spacing w:before="100" w:beforeAutospacing="1" w:after="100" w:afterAutospacing="1"/>
             </w:pPr>
+            <w:r>
+              <w:t>2 weeks</w:t>
+            </w:r>
           </w:p>
         </w:tc>
         <w:tc>
@@ -1314,6 +1536,9 @@
               <w:spacing w:before="100" w:beforeAutospacing="1" w:after="100" w:afterAutospacing="1"/>
               <w:jc w:val="center"/>
             </w:pPr>
+            <w:r>
+              <w:t>C</w:t>
+            </w:r>
           </w:p>
         </w:tc>
       </w:tr>
@@ -1335,6 +1560,9 @@
             <w:pPr>
               <w:spacing w:before="100" w:beforeAutospacing="1" w:after="100" w:afterAutospacing="1"/>
             </w:pPr>
+            <w:r>
+              <w:t>11</w:t>
+            </w:r>
           </w:p>
         </w:tc>
         <w:tc>
@@ -1353,6 +1581,12 @@
             <w:pPr>
               <w:spacing w:before="100" w:beforeAutospacing="1" w:after="100" w:afterAutospacing="1"/>
             </w:pPr>
+            <w:r>
+              <w:t xml:space="preserve">Begin documentation of Criterion </w:t>
+            </w:r>
+            <w:r>
+              <w:t>C</w:t>
+            </w:r>
           </w:p>
         </w:tc>
         <w:tc>
@@ -1389,6 +1623,9 @@
             <w:pPr>
               <w:spacing w:before="100" w:beforeAutospacing="1" w:after="100" w:afterAutospacing="1"/>
             </w:pPr>
+            <w:r>
+              <w:t>2 days</w:t>
+            </w:r>
           </w:p>
         </w:tc>
         <w:tc>
@@ -1425,6 +1662,9 @@
               <w:spacing w:before="100" w:beforeAutospacing="1" w:after="100" w:afterAutospacing="1"/>
               <w:jc w:val="center"/>
             </w:pPr>
+            <w:r>
+              <w:t>C</w:t>
+            </w:r>
           </w:p>
         </w:tc>
       </w:tr>
@@ -1446,6 +1686,9 @@
             <w:pPr>
               <w:spacing w:before="100" w:beforeAutospacing="1" w:after="100" w:afterAutospacing="1"/>
             </w:pPr>
+            <w:r>
+              <w:t xml:space="preserve">12 </w:t>
+            </w:r>
           </w:p>
         </w:tc>
         <w:tc>
@@ -1464,6 +1707,21 @@
             <w:pPr>
               <w:spacing w:before="100" w:beforeAutospacing="1" w:after="100" w:afterAutospacing="1"/>
             </w:pPr>
+            <w:r>
+              <w:t>Begin Working on</w:t>
+            </w:r>
+            <w:r>
+              <w:t xml:space="preserve"> the</w:t>
+            </w:r>
+            <w:r>
+              <w:t xml:space="preserve"> </w:t>
+            </w:r>
+            <w:r>
+              <w:t>Programming Aspect</w:t>
+            </w:r>
+            <w:r>
+              <w:t xml:space="preserve"> of the Project.</w:t>
+            </w:r>
           </w:p>
         </w:tc>
         <w:tc>
@@ -1500,6 +1758,9 @@
             <w:pPr>
               <w:spacing w:before="100" w:beforeAutospacing="1" w:after="100" w:afterAutospacing="1"/>
             </w:pPr>
+            <w:r>
+              <w:t>2 weeks</w:t>
+            </w:r>
           </w:p>
         </w:tc>
         <w:tc>
@@ -1536,6 +1797,9 @@
               <w:spacing w:before="100" w:beforeAutospacing="1" w:after="100" w:afterAutospacing="1"/>
               <w:jc w:val="center"/>
             </w:pPr>
+            <w:r>
+              <w:t>C</w:t>
+            </w:r>
           </w:p>
         </w:tc>
       </w:tr>
@@ -1557,6 +1821,10 @@
             <w:pPr>
               <w:spacing w:before="100" w:beforeAutospacing="1" w:after="100" w:afterAutospacing="1"/>
             </w:pPr>
+            <w:r>
+              <w:lastRenderedPageBreak/>
+              <w:t>13</w:t>
+            </w:r>
           </w:p>
         </w:tc>
         <w:tc>
@@ -1575,8 +1843,9 @@
             <w:pPr>
               <w:spacing w:before="100" w:beforeAutospacing="1" w:after="100" w:afterAutospacing="1"/>
             </w:pPr>
-            <w:bookmarkStart w:id="0" w:name="_GoBack"/>
-            <w:bookmarkEnd w:id="0"/>
+            <w:r>
+              <w:t>Contact client</w:t>
+            </w:r>
           </w:p>
         </w:tc>
         <w:tc>
@@ -1613,6 +1882,891 @@
             <w:pPr>
               <w:spacing w:before="100" w:beforeAutospacing="1" w:after="100" w:afterAutospacing="1"/>
             </w:pPr>
+            <w:r>
+              <w:t>1 day</w:t>
+            </w:r>
+          </w:p>
+        </w:tc>
+        <w:tc>
+          <w:tcPr>
+            <w:tcW w:w="1709" w:type="dxa"/>
+            <w:gridSpan w:val="3"/>
+            <w:tcBorders>
+              <w:top w:val="single" w:sz="4" w:space="0" w:color="auto"/>
+              <w:left w:val="single" w:sz="4" w:space="0" w:color="auto"/>
+              <w:bottom w:val="single" w:sz="4" w:space="0" w:color="auto"/>
+              <w:right w:val="single" w:sz="4" w:space="0" w:color="auto"/>
+            </w:tcBorders>
+            <w:vAlign w:val="center"/>
+          </w:tcPr>
+          <w:p>
+            <w:pPr>
+              <w:spacing w:before="100" w:beforeAutospacing="1" w:after="100" w:afterAutospacing="1"/>
+            </w:pPr>
+          </w:p>
+        </w:tc>
+        <w:tc>
+          <w:tcPr>
+            <w:tcW w:w="1134" w:type="dxa"/>
+            <w:tcBorders>
+              <w:top w:val="single" w:sz="4" w:space="0" w:color="auto"/>
+              <w:left w:val="single" w:sz="4" w:space="0" w:color="auto"/>
+              <w:bottom w:val="single" w:sz="4" w:space="0" w:color="auto"/>
+              <w:right w:val="single" w:sz="4" w:space="0" w:color="auto"/>
+            </w:tcBorders>
+            <w:vAlign w:val="center"/>
+          </w:tcPr>
+          <w:p>
+            <w:pPr>
+              <w:spacing w:before="100" w:beforeAutospacing="1" w:after="100" w:afterAutospacing="1"/>
+              <w:jc w:val="center"/>
+            </w:pPr>
+            <w:r>
+              <w:t>C</w:t>
+            </w:r>
+          </w:p>
+        </w:tc>
+      </w:tr>
+      <w:tr>
+        <w:trPr>
+          <w:trHeight w:val="510"/>
+        </w:trPr>
+        <w:tc>
+          <w:tcPr>
+            <w:tcW w:w="1101" w:type="dxa"/>
+            <w:tcBorders>
+              <w:top w:val="single" w:sz="4" w:space="0" w:color="auto"/>
+              <w:left w:val="single" w:sz="4" w:space="0" w:color="auto"/>
+              <w:bottom w:val="single" w:sz="4" w:space="0" w:color="auto"/>
+              <w:right w:val="single" w:sz="4" w:space="0" w:color="auto"/>
+            </w:tcBorders>
+          </w:tcPr>
+          <w:p>
+            <w:pPr>
+              <w:spacing w:before="100" w:beforeAutospacing="1" w:after="100" w:afterAutospacing="1"/>
+            </w:pPr>
+            <w:r>
+              <w:t>14</w:t>
+            </w:r>
+          </w:p>
+        </w:tc>
+        <w:tc>
+          <w:tcPr>
+            <w:tcW w:w="1823" w:type="dxa"/>
+            <w:gridSpan w:val="2"/>
+            <w:tcBorders>
+              <w:top w:val="single" w:sz="4" w:space="0" w:color="auto"/>
+              <w:left w:val="single" w:sz="4" w:space="0" w:color="auto"/>
+              <w:bottom w:val="single" w:sz="4" w:space="0" w:color="auto"/>
+              <w:right w:val="single" w:sz="4" w:space="0" w:color="auto"/>
+            </w:tcBorders>
+            <w:vAlign w:val="center"/>
+          </w:tcPr>
+          <w:p>
+            <w:pPr>
+              <w:spacing w:before="100" w:beforeAutospacing="1" w:after="100" w:afterAutospacing="1"/>
+            </w:pPr>
+            <w:r>
+              <w:t xml:space="preserve">Provide </w:t>
+            </w:r>
+            <w:r>
+              <w:t>current (not finished) project.</w:t>
+            </w:r>
+          </w:p>
+        </w:tc>
+        <w:tc>
+          <w:tcPr>
+            <w:tcW w:w="1985" w:type="dxa"/>
+            <w:gridSpan w:val="4"/>
+            <w:tcBorders>
+              <w:top w:val="single" w:sz="4" w:space="0" w:color="auto"/>
+              <w:left w:val="single" w:sz="4" w:space="0" w:color="auto"/>
+              <w:bottom w:val="single" w:sz="4" w:space="0" w:color="auto"/>
+              <w:right w:val="single" w:sz="4" w:space="0" w:color="auto"/>
+            </w:tcBorders>
+            <w:vAlign w:val="center"/>
+          </w:tcPr>
+          <w:p>
+            <w:pPr>
+              <w:spacing w:before="100" w:beforeAutospacing="1" w:after="100" w:afterAutospacing="1"/>
+            </w:pPr>
+            <w:r>
+              <w:t>Get response on what to add/change.</w:t>
+            </w:r>
+          </w:p>
+        </w:tc>
+        <w:tc>
+          <w:tcPr>
+            <w:tcW w:w="1756" w:type="dxa"/>
+            <w:gridSpan w:val="2"/>
+            <w:tcBorders>
+              <w:top w:val="single" w:sz="4" w:space="0" w:color="auto"/>
+              <w:left w:val="single" w:sz="4" w:space="0" w:color="auto"/>
+              <w:bottom w:val="single" w:sz="4" w:space="0" w:color="auto"/>
+              <w:right w:val="single" w:sz="4" w:space="0" w:color="auto"/>
+            </w:tcBorders>
+            <w:vAlign w:val="center"/>
+          </w:tcPr>
+          <w:p>
+            <w:pPr>
+              <w:spacing w:before="100" w:beforeAutospacing="1" w:after="100" w:afterAutospacing="1"/>
+            </w:pPr>
+            <w:r>
+              <w:t>1 day</w:t>
+            </w:r>
+          </w:p>
+        </w:tc>
+        <w:tc>
+          <w:tcPr>
+            <w:tcW w:w="1709" w:type="dxa"/>
+            <w:gridSpan w:val="3"/>
+            <w:tcBorders>
+              <w:top w:val="single" w:sz="4" w:space="0" w:color="auto"/>
+              <w:left w:val="single" w:sz="4" w:space="0" w:color="auto"/>
+              <w:bottom w:val="single" w:sz="4" w:space="0" w:color="auto"/>
+              <w:right w:val="single" w:sz="4" w:space="0" w:color="auto"/>
+            </w:tcBorders>
+            <w:vAlign w:val="center"/>
+          </w:tcPr>
+          <w:p>
+            <w:pPr>
+              <w:spacing w:before="100" w:beforeAutospacing="1" w:after="100" w:afterAutospacing="1"/>
+            </w:pPr>
+          </w:p>
+        </w:tc>
+        <w:tc>
+          <w:tcPr>
+            <w:tcW w:w="1134" w:type="dxa"/>
+            <w:tcBorders>
+              <w:top w:val="single" w:sz="4" w:space="0" w:color="auto"/>
+              <w:left w:val="single" w:sz="4" w:space="0" w:color="auto"/>
+              <w:bottom w:val="single" w:sz="4" w:space="0" w:color="auto"/>
+              <w:right w:val="single" w:sz="4" w:space="0" w:color="auto"/>
+            </w:tcBorders>
+            <w:vAlign w:val="center"/>
+          </w:tcPr>
+          <w:p>
+            <w:pPr>
+              <w:spacing w:before="100" w:beforeAutospacing="1" w:after="100" w:afterAutospacing="1"/>
+              <w:jc w:val="center"/>
+            </w:pPr>
+            <w:r>
+              <w:t>C</w:t>
+            </w:r>
+          </w:p>
+        </w:tc>
+      </w:tr>
+      <w:tr>
+        <w:trPr>
+          <w:trHeight w:val="510"/>
+        </w:trPr>
+        <w:tc>
+          <w:tcPr>
+            <w:tcW w:w="1101" w:type="dxa"/>
+            <w:tcBorders>
+              <w:top w:val="single" w:sz="4" w:space="0" w:color="auto"/>
+              <w:left w:val="single" w:sz="4" w:space="0" w:color="auto"/>
+              <w:bottom w:val="single" w:sz="4" w:space="0" w:color="auto"/>
+              <w:right w:val="single" w:sz="4" w:space="0" w:color="auto"/>
+            </w:tcBorders>
+          </w:tcPr>
+          <w:p>
+            <w:pPr>
+              <w:spacing w:before="100" w:beforeAutospacing="1" w:after="100" w:afterAutospacing="1"/>
+            </w:pPr>
+            <w:r>
+              <w:t>15</w:t>
+            </w:r>
+          </w:p>
+        </w:tc>
+        <w:tc>
+          <w:tcPr>
+            <w:tcW w:w="1823" w:type="dxa"/>
+            <w:gridSpan w:val="2"/>
+            <w:tcBorders>
+              <w:top w:val="single" w:sz="4" w:space="0" w:color="auto"/>
+              <w:left w:val="single" w:sz="4" w:space="0" w:color="auto"/>
+              <w:bottom w:val="single" w:sz="4" w:space="0" w:color="auto"/>
+              <w:right w:val="single" w:sz="4" w:space="0" w:color="auto"/>
+            </w:tcBorders>
+            <w:vAlign w:val="center"/>
+          </w:tcPr>
+          <w:p>
+            <w:pPr>
+              <w:spacing w:before="100" w:beforeAutospacing="1" w:after="100" w:afterAutospacing="1"/>
+            </w:pPr>
+            <w:r>
+              <w:t xml:space="preserve">Adding/Changing </w:t>
+            </w:r>
+            <w:r>
+              <w:t xml:space="preserve">program </w:t>
+            </w:r>
+            <w:r>
+              <w:t>for client.</w:t>
+            </w:r>
+          </w:p>
+        </w:tc>
+        <w:tc>
+          <w:tcPr>
+            <w:tcW w:w="1985" w:type="dxa"/>
+            <w:gridSpan w:val="4"/>
+            <w:tcBorders>
+              <w:top w:val="single" w:sz="4" w:space="0" w:color="auto"/>
+              <w:left w:val="single" w:sz="4" w:space="0" w:color="auto"/>
+              <w:bottom w:val="single" w:sz="4" w:space="0" w:color="auto"/>
+              <w:right w:val="single" w:sz="4" w:space="0" w:color="auto"/>
+            </w:tcBorders>
+            <w:vAlign w:val="center"/>
+          </w:tcPr>
+          <w:p>
+            <w:pPr>
+              <w:spacing w:before="100" w:beforeAutospacing="1" w:after="100" w:afterAutospacing="1"/>
+            </w:pPr>
+            <w:r>
+              <w:t xml:space="preserve">Complete </w:t>
+            </w:r>
+            <w:r>
+              <w:t>Program</w:t>
+            </w:r>
+          </w:p>
+        </w:tc>
+        <w:tc>
+          <w:tcPr>
+            <w:tcW w:w="1756" w:type="dxa"/>
+            <w:gridSpan w:val="2"/>
+            <w:tcBorders>
+              <w:top w:val="single" w:sz="4" w:space="0" w:color="auto"/>
+              <w:left w:val="single" w:sz="4" w:space="0" w:color="auto"/>
+              <w:bottom w:val="single" w:sz="4" w:space="0" w:color="auto"/>
+              <w:right w:val="single" w:sz="4" w:space="0" w:color="auto"/>
+            </w:tcBorders>
+            <w:vAlign w:val="center"/>
+          </w:tcPr>
+          <w:p>
+            <w:pPr>
+              <w:spacing w:before="100" w:beforeAutospacing="1" w:after="100" w:afterAutospacing="1"/>
+            </w:pPr>
+          </w:p>
+        </w:tc>
+        <w:tc>
+          <w:tcPr>
+            <w:tcW w:w="1709" w:type="dxa"/>
+            <w:gridSpan w:val="3"/>
+            <w:tcBorders>
+              <w:top w:val="single" w:sz="4" w:space="0" w:color="auto"/>
+              <w:left w:val="single" w:sz="4" w:space="0" w:color="auto"/>
+              <w:bottom w:val="single" w:sz="4" w:space="0" w:color="auto"/>
+              <w:right w:val="single" w:sz="4" w:space="0" w:color="auto"/>
+            </w:tcBorders>
+            <w:vAlign w:val="center"/>
+          </w:tcPr>
+          <w:p>
+            <w:pPr>
+              <w:spacing w:before="100" w:beforeAutospacing="1" w:after="100" w:afterAutospacing="1"/>
+            </w:pPr>
+          </w:p>
+        </w:tc>
+        <w:tc>
+          <w:tcPr>
+            <w:tcW w:w="1134" w:type="dxa"/>
+            <w:tcBorders>
+              <w:top w:val="single" w:sz="4" w:space="0" w:color="auto"/>
+              <w:left w:val="single" w:sz="4" w:space="0" w:color="auto"/>
+              <w:bottom w:val="single" w:sz="4" w:space="0" w:color="auto"/>
+              <w:right w:val="single" w:sz="4" w:space="0" w:color="auto"/>
+            </w:tcBorders>
+            <w:vAlign w:val="center"/>
+          </w:tcPr>
+          <w:p>
+            <w:pPr>
+              <w:spacing w:before="100" w:beforeAutospacing="1" w:after="100" w:afterAutospacing="1"/>
+              <w:jc w:val="center"/>
+            </w:pPr>
+            <w:r>
+              <w:t>C</w:t>
+            </w:r>
+          </w:p>
+        </w:tc>
+      </w:tr>
+      <w:tr>
+        <w:trPr>
+          <w:trHeight w:val="510"/>
+        </w:trPr>
+        <w:tc>
+          <w:tcPr>
+            <w:tcW w:w="1101" w:type="dxa"/>
+            <w:tcBorders>
+              <w:top w:val="single" w:sz="4" w:space="0" w:color="auto"/>
+              <w:left w:val="single" w:sz="4" w:space="0" w:color="auto"/>
+              <w:bottom w:val="single" w:sz="4" w:space="0" w:color="auto"/>
+              <w:right w:val="single" w:sz="4" w:space="0" w:color="auto"/>
+            </w:tcBorders>
+          </w:tcPr>
+          <w:p>
+            <w:pPr>
+              <w:spacing w:before="100" w:beforeAutospacing="1" w:after="100" w:afterAutospacing="1"/>
+            </w:pPr>
+            <w:r>
+              <w:t>16</w:t>
+            </w:r>
+          </w:p>
+        </w:tc>
+        <w:tc>
+          <w:tcPr>
+            <w:tcW w:w="1823" w:type="dxa"/>
+            <w:gridSpan w:val="2"/>
+            <w:tcBorders>
+              <w:top w:val="single" w:sz="4" w:space="0" w:color="auto"/>
+              <w:left w:val="single" w:sz="4" w:space="0" w:color="auto"/>
+              <w:bottom w:val="single" w:sz="4" w:space="0" w:color="auto"/>
+              <w:right w:val="single" w:sz="4" w:space="0" w:color="auto"/>
+            </w:tcBorders>
+            <w:vAlign w:val="center"/>
+          </w:tcPr>
+          <w:p>
+            <w:pPr>
+              <w:spacing w:before="100" w:beforeAutospacing="1" w:after="100" w:afterAutospacing="1"/>
+            </w:pPr>
+            <w:r>
+              <w:t xml:space="preserve">Providing new project that fixes </w:t>
+            </w:r>
+            <w:r>
+              <w:t>the text interface</w:t>
+            </w:r>
+            <w:r>
+              <w:t xml:space="preserve"> (</w:t>
+            </w:r>
+            <w:r>
+              <w:t xml:space="preserve">parsing of the input data was not correct and </w:t>
+            </w:r>
+            <w:r>
+              <w:t>did not include the right data)</w:t>
+            </w:r>
+            <w:r>
+              <w:t xml:space="preserve"> </w:t>
+            </w:r>
+          </w:p>
+        </w:tc>
+        <w:tc>
+          <w:tcPr>
+            <w:tcW w:w="1985" w:type="dxa"/>
+            <w:gridSpan w:val="4"/>
+            <w:tcBorders>
+              <w:top w:val="single" w:sz="4" w:space="0" w:color="auto"/>
+              <w:left w:val="single" w:sz="4" w:space="0" w:color="auto"/>
+              <w:bottom w:val="single" w:sz="4" w:space="0" w:color="auto"/>
+              <w:right w:val="single" w:sz="4" w:space="0" w:color="auto"/>
+            </w:tcBorders>
+            <w:vAlign w:val="center"/>
+          </w:tcPr>
+          <w:p>
+            <w:pPr>
+              <w:spacing w:before="100" w:beforeAutospacing="1" w:after="100" w:afterAutospacing="1"/>
+            </w:pPr>
+            <w:r>
+              <w:t xml:space="preserve">Text interface fix and </w:t>
+            </w:r>
+            <w:r>
+              <w:t>client response.</w:t>
+            </w:r>
+          </w:p>
+        </w:tc>
+        <w:tc>
+          <w:tcPr>
+            <w:tcW w:w="1756" w:type="dxa"/>
+            <w:gridSpan w:val="2"/>
+            <w:tcBorders>
+              <w:top w:val="single" w:sz="4" w:space="0" w:color="auto"/>
+              <w:left w:val="single" w:sz="4" w:space="0" w:color="auto"/>
+              <w:bottom w:val="single" w:sz="4" w:space="0" w:color="auto"/>
+              <w:right w:val="single" w:sz="4" w:space="0" w:color="auto"/>
+            </w:tcBorders>
+            <w:vAlign w:val="center"/>
+          </w:tcPr>
+          <w:p>
+            <w:pPr>
+              <w:spacing w:before="100" w:beforeAutospacing="1" w:after="100" w:afterAutospacing="1"/>
+            </w:pPr>
+          </w:p>
+        </w:tc>
+        <w:tc>
+          <w:tcPr>
+            <w:tcW w:w="1709" w:type="dxa"/>
+            <w:gridSpan w:val="3"/>
+            <w:tcBorders>
+              <w:top w:val="single" w:sz="4" w:space="0" w:color="auto"/>
+              <w:left w:val="single" w:sz="4" w:space="0" w:color="auto"/>
+              <w:bottom w:val="single" w:sz="4" w:space="0" w:color="auto"/>
+              <w:right w:val="single" w:sz="4" w:space="0" w:color="auto"/>
+            </w:tcBorders>
+            <w:vAlign w:val="center"/>
+          </w:tcPr>
+          <w:p>
+            <w:pPr>
+              <w:spacing w:before="100" w:beforeAutospacing="1" w:after="100" w:afterAutospacing="1"/>
+            </w:pPr>
+          </w:p>
+        </w:tc>
+        <w:tc>
+          <w:tcPr>
+            <w:tcW w:w="1134" w:type="dxa"/>
+            <w:tcBorders>
+              <w:top w:val="single" w:sz="4" w:space="0" w:color="auto"/>
+              <w:left w:val="single" w:sz="4" w:space="0" w:color="auto"/>
+              <w:bottom w:val="single" w:sz="4" w:space="0" w:color="auto"/>
+              <w:right w:val="single" w:sz="4" w:space="0" w:color="auto"/>
+            </w:tcBorders>
+            <w:vAlign w:val="center"/>
+          </w:tcPr>
+          <w:p>
+            <w:pPr>
+              <w:spacing w:before="100" w:beforeAutospacing="1" w:after="100" w:afterAutospacing="1"/>
+              <w:jc w:val="center"/>
+            </w:pPr>
+          </w:p>
+        </w:tc>
+      </w:tr>
+      <w:tr>
+        <w:trPr>
+          <w:trHeight w:val="510"/>
+        </w:trPr>
+        <w:tc>
+          <w:tcPr>
+            <w:tcW w:w="1101" w:type="dxa"/>
+            <w:tcBorders>
+              <w:top w:val="single" w:sz="4" w:space="0" w:color="auto"/>
+              <w:left w:val="single" w:sz="4" w:space="0" w:color="auto"/>
+              <w:bottom w:val="single" w:sz="4" w:space="0" w:color="auto"/>
+              <w:right w:val="single" w:sz="4" w:space="0" w:color="auto"/>
+            </w:tcBorders>
+          </w:tcPr>
+          <w:p>
+            <w:pPr>
+              <w:spacing w:before="100" w:beforeAutospacing="1" w:after="100" w:afterAutospacing="1"/>
+            </w:pPr>
+            <w:r>
+              <w:t>17</w:t>
+            </w:r>
+          </w:p>
+        </w:tc>
+        <w:tc>
+          <w:tcPr>
+            <w:tcW w:w="1823" w:type="dxa"/>
+            <w:gridSpan w:val="2"/>
+            <w:tcBorders>
+              <w:top w:val="single" w:sz="4" w:space="0" w:color="auto"/>
+              <w:left w:val="single" w:sz="4" w:space="0" w:color="auto"/>
+              <w:bottom w:val="single" w:sz="4" w:space="0" w:color="auto"/>
+              <w:right w:val="single" w:sz="4" w:space="0" w:color="auto"/>
+            </w:tcBorders>
+            <w:vAlign w:val="center"/>
+          </w:tcPr>
+          <w:p>
+            <w:pPr>
+              <w:spacing w:before="100" w:beforeAutospacing="1" w:after="100" w:afterAutospacing="1"/>
+            </w:pPr>
+            <w:r>
+              <w:t>Project converted from a java project to exe standalone</w:t>
+            </w:r>
+          </w:p>
+        </w:tc>
+        <w:tc>
+          <w:tcPr>
+            <w:tcW w:w="1985" w:type="dxa"/>
+            <w:gridSpan w:val="4"/>
+            <w:tcBorders>
+              <w:top w:val="single" w:sz="4" w:space="0" w:color="auto"/>
+              <w:left w:val="single" w:sz="4" w:space="0" w:color="auto"/>
+              <w:bottom w:val="single" w:sz="4" w:space="0" w:color="auto"/>
+              <w:right w:val="single" w:sz="4" w:space="0" w:color="auto"/>
+            </w:tcBorders>
+            <w:vAlign w:val="center"/>
+          </w:tcPr>
+          <w:p>
+            <w:pPr>
+              <w:spacing w:before="100" w:beforeAutospacing="1" w:after="100" w:afterAutospacing="1"/>
+            </w:pPr>
+          </w:p>
+        </w:tc>
+        <w:tc>
+          <w:tcPr>
+            <w:tcW w:w="1756" w:type="dxa"/>
+            <w:gridSpan w:val="2"/>
+            <w:tcBorders>
+              <w:top w:val="single" w:sz="4" w:space="0" w:color="auto"/>
+              <w:left w:val="single" w:sz="4" w:space="0" w:color="auto"/>
+              <w:bottom w:val="single" w:sz="4" w:space="0" w:color="auto"/>
+              <w:right w:val="single" w:sz="4" w:space="0" w:color="auto"/>
+            </w:tcBorders>
+            <w:vAlign w:val="center"/>
+          </w:tcPr>
+          <w:p>
+            <w:pPr>
+              <w:spacing w:before="100" w:beforeAutospacing="1" w:after="100" w:afterAutospacing="1"/>
+            </w:pPr>
+          </w:p>
+        </w:tc>
+        <w:tc>
+          <w:tcPr>
+            <w:tcW w:w="1709" w:type="dxa"/>
+            <w:gridSpan w:val="3"/>
+            <w:tcBorders>
+              <w:top w:val="single" w:sz="4" w:space="0" w:color="auto"/>
+              <w:left w:val="single" w:sz="4" w:space="0" w:color="auto"/>
+              <w:bottom w:val="single" w:sz="4" w:space="0" w:color="auto"/>
+              <w:right w:val="single" w:sz="4" w:space="0" w:color="auto"/>
+            </w:tcBorders>
+            <w:vAlign w:val="center"/>
+          </w:tcPr>
+          <w:p>
+            <w:pPr>
+              <w:spacing w:before="100" w:beforeAutospacing="1" w:after="100" w:afterAutospacing="1"/>
+            </w:pPr>
+          </w:p>
+        </w:tc>
+        <w:tc>
+          <w:tcPr>
+            <w:tcW w:w="1134" w:type="dxa"/>
+            <w:tcBorders>
+              <w:top w:val="single" w:sz="4" w:space="0" w:color="auto"/>
+              <w:left w:val="single" w:sz="4" w:space="0" w:color="auto"/>
+              <w:bottom w:val="single" w:sz="4" w:space="0" w:color="auto"/>
+              <w:right w:val="single" w:sz="4" w:space="0" w:color="auto"/>
+            </w:tcBorders>
+            <w:vAlign w:val="center"/>
+          </w:tcPr>
+          <w:p>
+            <w:pPr>
+              <w:spacing w:before="100" w:beforeAutospacing="1" w:after="100" w:afterAutospacing="1"/>
+              <w:jc w:val="center"/>
+            </w:pPr>
+          </w:p>
+        </w:tc>
+      </w:tr>
+      <w:tr>
+        <w:trPr>
+          <w:trHeight w:val="440"/>
+        </w:trPr>
+        <w:tc>
+          <w:tcPr>
+            <w:tcW w:w="1101" w:type="dxa"/>
+            <w:tcBorders>
+              <w:top w:val="single" w:sz="4" w:space="0" w:color="auto"/>
+              <w:left w:val="single" w:sz="4" w:space="0" w:color="auto"/>
+              <w:bottom w:val="single" w:sz="4" w:space="0" w:color="auto"/>
+              <w:right w:val="single" w:sz="4" w:space="0" w:color="auto"/>
+            </w:tcBorders>
+          </w:tcPr>
+          <w:p>
+            <w:pPr>
+              <w:spacing w:before="100" w:beforeAutospacing="1" w:after="100" w:afterAutospacing="1"/>
+            </w:pPr>
+            <w:r>
+              <w:t>18</w:t>
+            </w:r>
+          </w:p>
+        </w:tc>
+        <w:tc>
+          <w:tcPr>
+            <w:tcW w:w="1823" w:type="dxa"/>
+            <w:gridSpan w:val="2"/>
+            <w:tcBorders>
+              <w:top w:val="single" w:sz="4" w:space="0" w:color="auto"/>
+              <w:left w:val="single" w:sz="4" w:space="0" w:color="auto"/>
+              <w:bottom w:val="single" w:sz="4" w:space="0" w:color="auto"/>
+              <w:right w:val="single" w:sz="4" w:space="0" w:color="auto"/>
+            </w:tcBorders>
+            <w:vAlign w:val="center"/>
+          </w:tcPr>
+          <w:p>
+            <w:pPr>
+              <w:spacing w:before="100" w:beforeAutospacing="1" w:after="100" w:afterAutospacing="1"/>
+            </w:pPr>
+            <w:r>
+              <w:t>Provide final iteration to client for permanent use. (</w:t>
+            </w:r>
+            <w:r>
+              <w:t>Unless</w:t>
+            </w:r>
+            <w:r>
+              <w:t xml:space="preserve"> bug needs to be fixed)</w:t>
+            </w:r>
+          </w:p>
+        </w:tc>
+        <w:tc>
+          <w:tcPr>
+            <w:tcW w:w="1985" w:type="dxa"/>
+            <w:gridSpan w:val="4"/>
+            <w:tcBorders>
+              <w:top w:val="single" w:sz="4" w:space="0" w:color="auto"/>
+              <w:left w:val="single" w:sz="4" w:space="0" w:color="auto"/>
+              <w:bottom w:val="single" w:sz="4" w:space="0" w:color="auto"/>
+              <w:right w:val="single" w:sz="4" w:space="0" w:color="auto"/>
+            </w:tcBorders>
+            <w:vAlign w:val="center"/>
+          </w:tcPr>
+          <w:p>
+            <w:pPr>
+              <w:spacing w:before="100" w:beforeAutospacing="1" w:after="100" w:afterAutospacing="1"/>
+            </w:pPr>
+          </w:p>
+        </w:tc>
+        <w:tc>
+          <w:tcPr>
+            <w:tcW w:w="1756" w:type="dxa"/>
+            <w:gridSpan w:val="2"/>
+            <w:tcBorders>
+              <w:top w:val="single" w:sz="4" w:space="0" w:color="auto"/>
+              <w:left w:val="single" w:sz="4" w:space="0" w:color="auto"/>
+              <w:bottom w:val="single" w:sz="4" w:space="0" w:color="auto"/>
+              <w:right w:val="single" w:sz="4" w:space="0" w:color="auto"/>
+            </w:tcBorders>
+            <w:vAlign w:val="center"/>
+          </w:tcPr>
+          <w:p>
+            <w:pPr>
+              <w:spacing w:before="100" w:beforeAutospacing="1" w:after="100" w:afterAutospacing="1"/>
+            </w:pPr>
+          </w:p>
+        </w:tc>
+        <w:tc>
+          <w:tcPr>
+            <w:tcW w:w="1709" w:type="dxa"/>
+            <w:gridSpan w:val="3"/>
+            <w:tcBorders>
+              <w:top w:val="single" w:sz="4" w:space="0" w:color="auto"/>
+              <w:left w:val="single" w:sz="4" w:space="0" w:color="auto"/>
+              <w:bottom w:val="single" w:sz="4" w:space="0" w:color="auto"/>
+              <w:right w:val="single" w:sz="4" w:space="0" w:color="auto"/>
+            </w:tcBorders>
+            <w:vAlign w:val="center"/>
+          </w:tcPr>
+          <w:p>
+            <w:pPr>
+              <w:spacing w:before="100" w:beforeAutospacing="1" w:after="100" w:afterAutospacing="1"/>
+            </w:pPr>
+          </w:p>
+        </w:tc>
+        <w:tc>
+          <w:tcPr>
+            <w:tcW w:w="1134" w:type="dxa"/>
+            <w:tcBorders>
+              <w:top w:val="single" w:sz="4" w:space="0" w:color="auto"/>
+              <w:left w:val="single" w:sz="4" w:space="0" w:color="auto"/>
+              <w:bottom w:val="single" w:sz="4" w:space="0" w:color="auto"/>
+              <w:right w:val="single" w:sz="4" w:space="0" w:color="auto"/>
+            </w:tcBorders>
+            <w:vAlign w:val="center"/>
+          </w:tcPr>
+          <w:p>
+            <w:pPr>
+              <w:spacing w:before="100" w:beforeAutospacing="1" w:after="100" w:afterAutospacing="1"/>
+              <w:jc w:val="center"/>
+            </w:pPr>
+          </w:p>
+        </w:tc>
+      </w:tr>
+      <w:tr>
+        <w:trPr>
+          <w:trHeight w:val="440"/>
+        </w:trPr>
+        <w:tc>
+          <w:tcPr>
+            <w:tcW w:w="1101" w:type="dxa"/>
+            <w:tcBorders>
+              <w:top w:val="single" w:sz="4" w:space="0" w:color="auto"/>
+              <w:left w:val="single" w:sz="4" w:space="0" w:color="auto"/>
+              <w:bottom w:val="single" w:sz="4" w:space="0" w:color="auto"/>
+              <w:right w:val="single" w:sz="4" w:space="0" w:color="auto"/>
+            </w:tcBorders>
+          </w:tcPr>
+          <w:p>
+            <w:pPr>
+              <w:spacing w:before="100" w:beforeAutospacing="1" w:after="100" w:afterAutospacing="1"/>
+            </w:pPr>
+            <w:r>
+              <w:t>19</w:t>
+            </w:r>
+          </w:p>
+        </w:tc>
+        <w:tc>
+          <w:tcPr>
+            <w:tcW w:w="1823" w:type="dxa"/>
+            <w:gridSpan w:val="2"/>
+            <w:tcBorders>
+              <w:top w:val="single" w:sz="4" w:space="0" w:color="auto"/>
+              <w:left w:val="single" w:sz="4" w:space="0" w:color="auto"/>
+              <w:bottom w:val="single" w:sz="4" w:space="0" w:color="auto"/>
+              <w:right w:val="single" w:sz="4" w:space="0" w:color="auto"/>
+            </w:tcBorders>
+            <w:vAlign w:val="center"/>
+          </w:tcPr>
+          <w:p>
+            <w:pPr>
+              <w:spacing w:before="100" w:beforeAutospacing="1" w:after="100" w:afterAutospacing="1"/>
+            </w:pPr>
+            <w:r>
+              <w:t>Ponder possible updates to the program in the future</w:t>
+            </w:r>
+          </w:p>
+        </w:tc>
+        <w:tc>
+          <w:tcPr>
+            <w:tcW w:w="1985" w:type="dxa"/>
+            <w:gridSpan w:val="4"/>
+            <w:tcBorders>
+              <w:top w:val="single" w:sz="4" w:space="0" w:color="auto"/>
+              <w:left w:val="single" w:sz="4" w:space="0" w:color="auto"/>
+              <w:bottom w:val="single" w:sz="4" w:space="0" w:color="auto"/>
+              <w:right w:val="single" w:sz="4" w:space="0" w:color="auto"/>
+            </w:tcBorders>
+            <w:vAlign w:val="center"/>
+          </w:tcPr>
+          <w:p>
+            <w:pPr>
+              <w:spacing w:before="100" w:beforeAutospacing="1" w:after="100" w:afterAutospacing="1"/>
+            </w:pPr>
+          </w:p>
+        </w:tc>
+        <w:tc>
+          <w:tcPr>
+            <w:tcW w:w="1756" w:type="dxa"/>
+            <w:gridSpan w:val="2"/>
+            <w:tcBorders>
+              <w:top w:val="single" w:sz="4" w:space="0" w:color="auto"/>
+              <w:left w:val="single" w:sz="4" w:space="0" w:color="auto"/>
+              <w:bottom w:val="single" w:sz="4" w:space="0" w:color="auto"/>
+              <w:right w:val="single" w:sz="4" w:space="0" w:color="auto"/>
+            </w:tcBorders>
+            <w:vAlign w:val="center"/>
+          </w:tcPr>
+          <w:p>
+            <w:pPr>
+              <w:spacing w:before="100" w:beforeAutospacing="1" w:after="100" w:afterAutospacing="1"/>
+            </w:pPr>
+          </w:p>
+        </w:tc>
+        <w:tc>
+          <w:tcPr>
+            <w:tcW w:w="1709" w:type="dxa"/>
+            <w:gridSpan w:val="3"/>
+            <w:tcBorders>
+              <w:top w:val="single" w:sz="4" w:space="0" w:color="auto"/>
+              <w:left w:val="single" w:sz="4" w:space="0" w:color="auto"/>
+              <w:bottom w:val="single" w:sz="4" w:space="0" w:color="auto"/>
+              <w:right w:val="single" w:sz="4" w:space="0" w:color="auto"/>
+            </w:tcBorders>
+            <w:vAlign w:val="center"/>
+          </w:tcPr>
+          <w:p>
+            <w:pPr>
+              <w:spacing w:before="100" w:beforeAutospacing="1" w:after="100" w:afterAutospacing="1"/>
+            </w:pPr>
+          </w:p>
+        </w:tc>
+        <w:tc>
+          <w:tcPr>
+            <w:tcW w:w="1134" w:type="dxa"/>
+            <w:tcBorders>
+              <w:top w:val="single" w:sz="4" w:space="0" w:color="auto"/>
+              <w:left w:val="single" w:sz="4" w:space="0" w:color="auto"/>
+              <w:bottom w:val="single" w:sz="4" w:space="0" w:color="auto"/>
+              <w:right w:val="single" w:sz="4" w:space="0" w:color="auto"/>
+            </w:tcBorders>
+            <w:vAlign w:val="center"/>
+          </w:tcPr>
+          <w:p>
+            <w:pPr>
+              <w:spacing w:before="100" w:beforeAutospacing="1" w:after="100" w:afterAutospacing="1"/>
+              <w:jc w:val="center"/>
+            </w:pPr>
+            <w:r>
+              <w:t>E</w:t>
+            </w:r>
+          </w:p>
+        </w:tc>
+      </w:tr>
+      <w:tr>
+        <w:trPr>
+          <w:trHeight w:val="440"/>
+        </w:trPr>
+        <w:tc>
+          <w:tcPr>
+            <w:tcW w:w="1101" w:type="dxa"/>
+            <w:tcBorders>
+              <w:top w:val="single" w:sz="4" w:space="0" w:color="auto"/>
+              <w:left w:val="single" w:sz="4" w:space="0" w:color="auto"/>
+              <w:bottom w:val="single" w:sz="4" w:space="0" w:color="auto"/>
+              <w:right w:val="single" w:sz="4" w:space="0" w:color="auto"/>
+            </w:tcBorders>
+          </w:tcPr>
+          <w:p>
+            <w:pPr>
+              <w:spacing w:before="100" w:beforeAutospacing="1" w:after="100" w:afterAutospacing="1"/>
+            </w:pPr>
+            <w:r>
+              <w:t>20</w:t>
+            </w:r>
+          </w:p>
+        </w:tc>
+        <w:tc>
+          <w:tcPr>
+            <w:tcW w:w="1823" w:type="dxa"/>
+            <w:gridSpan w:val="2"/>
+            <w:tcBorders>
+              <w:top w:val="single" w:sz="4" w:space="0" w:color="auto"/>
+              <w:left w:val="single" w:sz="4" w:space="0" w:color="auto"/>
+              <w:bottom w:val="single" w:sz="4" w:space="0" w:color="auto"/>
+              <w:right w:val="single" w:sz="4" w:space="0" w:color="auto"/>
+            </w:tcBorders>
+            <w:vAlign w:val="center"/>
+          </w:tcPr>
+          <w:p>
+            <w:pPr>
+              <w:spacing w:before="100" w:beforeAutospacing="1" w:after="100" w:afterAutospacing="1"/>
+            </w:pPr>
+            <w:r>
+              <w:t>Create the Program video</w:t>
+            </w:r>
+          </w:p>
+        </w:tc>
+        <w:tc>
+          <w:tcPr>
+            <w:tcW w:w="1985" w:type="dxa"/>
+            <w:gridSpan w:val="4"/>
+            <w:tcBorders>
+              <w:top w:val="single" w:sz="4" w:space="0" w:color="auto"/>
+              <w:left w:val="single" w:sz="4" w:space="0" w:color="auto"/>
+              <w:bottom w:val="single" w:sz="4" w:space="0" w:color="auto"/>
+              <w:right w:val="single" w:sz="4" w:space="0" w:color="auto"/>
+            </w:tcBorders>
+            <w:vAlign w:val="center"/>
+          </w:tcPr>
+          <w:p>
+            <w:pPr>
+              <w:spacing w:before="100" w:beforeAutospacing="1" w:after="100" w:afterAutospacing="1"/>
+            </w:pPr>
+          </w:p>
+        </w:tc>
+        <w:tc>
+          <w:tcPr>
+            <w:tcW w:w="1756" w:type="dxa"/>
+            <w:gridSpan w:val="2"/>
+            <w:tcBorders>
+              <w:top w:val="single" w:sz="4" w:space="0" w:color="auto"/>
+              <w:left w:val="single" w:sz="4" w:space="0" w:color="auto"/>
+              <w:bottom w:val="single" w:sz="4" w:space="0" w:color="auto"/>
+              <w:right w:val="single" w:sz="4" w:space="0" w:color="auto"/>
+            </w:tcBorders>
+            <w:vAlign w:val="center"/>
+          </w:tcPr>
+          <w:p>
+            <w:pPr>
+              <w:spacing w:before="100" w:beforeAutospacing="1" w:after="100" w:afterAutospacing="1"/>
+            </w:pPr>
+            <w:r>
+              <w:t>1 day</w:t>
+            </w:r>
           </w:p>
         </w:tc>
         <w:tc>
@@ -1677,9 +2831,6 @@
             <w:pPr>
               <w:spacing w:before="100" w:beforeAutospacing="1" w:after="100" w:afterAutospacing="1"/>
             </w:pPr>
-            <w:r>
-              <w:t> </w:t>
-            </w:r>
           </w:p>
         </w:tc>
         <w:tc>
@@ -1690,9 +2841,6 @@
             <w:pPr>
               <w:spacing w:before="100" w:beforeAutospacing="1" w:after="100" w:afterAutospacing="1"/>
             </w:pPr>
-            <w:r>
-              <w:t> </w:t>
-            </w:r>
           </w:p>
         </w:tc>
         <w:tc>
@@ -1714,9 +2862,6 @@
             <w:pPr>
               <w:spacing w:before="100" w:beforeAutospacing="1" w:after="100" w:afterAutospacing="1"/>
             </w:pPr>
-            <w:r>
-              <w:t> </w:t>
-            </w:r>
           </w:p>
         </w:tc>
         <w:tc>
@@ -1761,7 +2906,7 @@
 </file>
 
 <file path=word/numbering.xml><?xml version="1.0" encoding="utf-8"?>
-<w:numbering xmlns:wpc="http://schemas.microsoft.com/office/word/2010/wordprocessingCanvas" xmlns:cx="http://schemas.microsoft.com/office/drawing/2014/chartex" xmlns:cx1="http://schemas.microsoft.com/office/drawing/2015/9/8/chartex" xmlns:cx2="http://schemas.microsoft.com/office/drawing/2015/10/21/chartex" xmlns:cx3="http://schemas.microsoft.com/office/drawing/2016/5/9/chartex" xmlns:cx4="http://schemas.microsoft.com/office/drawing/2016/5/10/chartex" xmlns:cx5="http://schemas.microsoft.com/office/drawing/2016/5/11/chartex" xmlns:cx6="http://schemas.microsoft.com/office/drawing/2016/5/12/chartex" xmlns:cx7="http://schemas.microsoft.com/office/drawing/2016/5/13/chartex" xmlns:cx8="http://schemas.microsoft.com/office/drawing/2016/5/14/chartex" xmlns:mc="http://schemas.openxmlformats.org/markup-compatibility/2006" xmlns:o="urn:schemas-microsoft-com:office:office" xmlns:r="http://schemas.openxmlformats.org/officeDocument/2006/relationships" xmlns:m="http://schemas.openxmlformats.org/officeDocument/2006/math" xmlns:v="urn:schemas-microsoft-com:vml" xmlns:wp14="http://schemas.microsoft.com/office/word/2010/wordprocessingDrawing" xmlns:wp="http://schemas.openxmlformats.org/drawingml/2006/wordprocessingDrawing" xmlns:w10="urn:schemas-microsoft-com:office:word" xmlns:w="http://schemas.openxmlformats.org/wordprocessingml/2006/main" xmlns:w14="http://schemas.microsoft.com/office/word/2010/wordml" xmlns:w15="http://schemas.microsoft.com/office/word/2012/wordml" xmlns:w16se="http://schemas.microsoft.com/office/word/2015/wordml/symex" xmlns:wpg="http://schemas.microsoft.com/office/word/2010/wordprocessingGroup" xmlns:wpi="http://schemas.microsoft.com/office/word/2010/wordprocessingInk" xmlns:wne="http://schemas.microsoft.com/office/word/2006/wordml" xmlns:wps="http://schemas.microsoft.com/office/word/2010/wordprocessingShape" mc:Ignorable="w14 w15 w16se wp14">
+<w:numbering xmlns:wpc="http://schemas.microsoft.com/office/word/2010/wordprocessingCanvas" xmlns:cx="http://schemas.microsoft.com/office/drawing/2014/chartex" xmlns:cx1="http://schemas.microsoft.com/office/drawing/2015/9/8/chartex" xmlns:cx2="http://schemas.microsoft.com/office/drawing/2015/10/21/chartex" xmlns:cx3="http://schemas.microsoft.com/office/drawing/2016/5/9/chartex" xmlns:cx4="http://schemas.microsoft.com/office/drawing/2016/5/10/chartex" xmlns:cx5="http://schemas.microsoft.com/office/drawing/2016/5/11/chartex" xmlns:cx6="http://schemas.microsoft.com/office/drawing/2016/5/12/chartex" xmlns:cx7="http://schemas.microsoft.com/office/drawing/2016/5/13/chartex" xmlns:cx8="http://schemas.microsoft.com/office/drawing/2016/5/14/chartex" xmlns:mc="http://schemas.openxmlformats.org/markup-compatibility/2006" xmlns:aink="http://schemas.microsoft.com/office/drawing/2016/ink" xmlns:am3d="http://schemas.microsoft.com/office/drawing/2017/model3d" xmlns:o="urn:schemas-microsoft-com:office:office" xmlns:oel="http://schemas.microsoft.com/office/2019/extlst" xmlns:r="http://schemas.openxmlformats.org/officeDocument/2006/relationships" xmlns:m="http://schemas.openxmlformats.org/officeDocument/2006/math" xmlns:v="urn:schemas-microsoft-com:vml" xmlns:wp14="http://schemas.microsoft.com/office/word/2010/wordprocessingDrawing" xmlns:wp="http://schemas.openxmlformats.org/drawingml/2006/wordprocessingDrawing" xmlns:w10="urn:schemas-microsoft-com:office:word" xmlns:w="http://schemas.openxmlformats.org/wordprocessingml/2006/main" xmlns:w14="http://schemas.microsoft.com/office/word/2010/wordml" xmlns:w15="http://schemas.microsoft.com/office/word/2012/wordml" xmlns:w16cex="http://schemas.microsoft.com/office/word/2018/wordml/cex" xmlns:w16cid="http://schemas.microsoft.com/office/word/2016/wordml/cid" xmlns:w16="http://schemas.microsoft.com/office/word/2018/wordml" xmlns:w16sdtdh="http://schemas.microsoft.com/office/word/2020/wordml/sdtdatahash" xmlns:w16se="http://schemas.microsoft.com/office/word/2015/wordml/symex" xmlns:wpg="http://schemas.microsoft.com/office/word/2010/wordprocessingGroup" xmlns:wpi="http://schemas.microsoft.com/office/word/2010/wordprocessingInk" xmlns:wne="http://schemas.microsoft.com/office/word/2006/wordml" xmlns:wps="http://schemas.microsoft.com/office/word/2010/wordprocessingShape" mc:Ignorable="w14 w15 w16se w16cid w16 w16cex w16sdtdh wp14">
   <w:abstractNum w:abstractNumId="0" w15:restartNumberingAfterBreak="0">
     <w:nsid w:val="00253046"/>
     <w:multiLevelType w:val="hybridMultilevel"/>
@@ -4364,80 +5509,80 @@
       </w:rPr>
     </w:lvl>
   </w:abstractNum>
-  <w:num w:numId="1">
+  <w:num w:numId="1" w16cid:durableId="1695308846">
     <w:abstractNumId w:val="0"/>
   </w:num>
-  <w:num w:numId="2">
+  <w:num w:numId="2" w16cid:durableId="903032337">
     <w:abstractNumId w:val="18"/>
   </w:num>
-  <w:num w:numId="3">
+  <w:num w:numId="3" w16cid:durableId="510801931">
     <w:abstractNumId w:val="12"/>
   </w:num>
-  <w:num w:numId="4">
+  <w:num w:numId="4" w16cid:durableId="2050032535">
     <w:abstractNumId w:val="2"/>
   </w:num>
-  <w:num w:numId="5">
+  <w:num w:numId="5" w16cid:durableId="1864662815">
     <w:abstractNumId w:val="7"/>
   </w:num>
-  <w:num w:numId="6">
+  <w:num w:numId="6" w16cid:durableId="1294408031">
     <w:abstractNumId w:val="20"/>
   </w:num>
-  <w:num w:numId="7">
+  <w:num w:numId="7" w16cid:durableId="407390696">
     <w:abstractNumId w:val="15"/>
   </w:num>
-  <w:num w:numId="8">
+  <w:num w:numId="8" w16cid:durableId="1489899677">
     <w:abstractNumId w:val="4"/>
   </w:num>
-  <w:num w:numId="9">
+  <w:num w:numId="9" w16cid:durableId="978725600">
     <w:abstractNumId w:val="5"/>
   </w:num>
-  <w:num w:numId="10">
+  <w:num w:numId="10" w16cid:durableId="1377312824">
     <w:abstractNumId w:val="9"/>
   </w:num>
-  <w:num w:numId="11">
+  <w:num w:numId="11" w16cid:durableId="848056475">
     <w:abstractNumId w:val="19"/>
   </w:num>
-  <w:num w:numId="12">
+  <w:num w:numId="12" w16cid:durableId="695422729">
     <w:abstractNumId w:val="13"/>
   </w:num>
-  <w:num w:numId="13">
+  <w:num w:numId="13" w16cid:durableId="516388781">
     <w:abstractNumId w:val="21"/>
   </w:num>
-  <w:num w:numId="14">
+  <w:num w:numId="14" w16cid:durableId="1520050104">
     <w:abstractNumId w:val="8"/>
   </w:num>
-  <w:num w:numId="15">
+  <w:num w:numId="15" w16cid:durableId="861284531">
     <w:abstractNumId w:val="22"/>
   </w:num>
-  <w:num w:numId="16">
+  <w:num w:numId="16" w16cid:durableId="15428261">
     <w:abstractNumId w:val="1"/>
   </w:num>
-  <w:num w:numId="17">
+  <w:num w:numId="17" w16cid:durableId="1896696822">
     <w:abstractNumId w:val="11"/>
   </w:num>
-  <w:num w:numId="18">
+  <w:num w:numId="18" w16cid:durableId="882449941">
     <w:abstractNumId w:val="3"/>
   </w:num>
-  <w:num w:numId="19">
+  <w:num w:numId="19" w16cid:durableId="801535352">
     <w:abstractNumId w:val="14"/>
   </w:num>
-  <w:num w:numId="20">
+  <w:num w:numId="20" w16cid:durableId="729037171">
     <w:abstractNumId w:val="16"/>
   </w:num>
-  <w:num w:numId="21">
+  <w:num w:numId="21" w16cid:durableId="783232379">
     <w:abstractNumId w:val="10"/>
   </w:num>
-  <w:num w:numId="22">
+  <w:num w:numId="22" w16cid:durableId="238832082">
     <w:abstractNumId w:val="17"/>
   </w:num>
-  <w:num w:numId="23">
+  <w:num w:numId="23" w16cid:durableId="757335271">
     <w:abstractNumId w:val="6"/>
   </w:num>
 </w:numbering>
 </file>
 
 <file path=word/styles.xml><?xml version="1.0" encoding="utf-8"?>
-<w:styles xmlns:mc="http://schemas.openxmlformats.org/markup-compatibility/2006" xmlns:r="http://schemas.openxmlformats.org/officeDocument/2006/relationships" xmlns:w="http://schemas.openxmlformats.org/wordprocessingml/2006/main" xmlns:w14="http://schemas.microsoft.com/office/word/2010/wordml" xmlns:w15="http://schemas.microsoft.com/office/word/2012/wordml" xmlns:w16se="http://schemas.microsoft.com/office/word/2015/wordml/symex" mc:Ignorable="w14 w15 w16se">
+<w:styles xmlns:mc="http://schemas.openxmlformats.org/markup-compatibility/2006" xmlns:r="http://schemas.openxmlformats.org/officeDocument/2006/relationships" xmlns:w="http://schemas.openxmlformats.org/wordprocessingml/2006/main" xmlns:w14="http://schemas.microsoft.com/office/word/2010/wordml" xmlns:w15="http://schemas.microsoft.com/office/word/2012/wordml" xmlns:w16cex="http://schemas.microsoft.com/office/word/2018/wordml/cex" xmlns:w16cid="http://schemas.microsoft.com/office/word/2016/wordml/cid" xmlns:w16="http://schemas.microsoft.com/office/word/2018/wordml" xmlns:w16sdtdh="http://schemas.microsoft.com/office/word/2020/wordml/sdtdatahash" xmlns:w16se="http://schemas.microsoft.com/office/word/2015/wordml/symex" mc:Ignorable="w14 w15 w16se w16cid w16 w16cex w16sdtdh">
   <w:docDefaults>
     <w:rPrDefault>
       <w:rPr>
@@ -4447,7 +5592,7 @@
     </w:rPrDefault>
     <w:pPrDefault/>
   </w:docDefaults>
-  <w:latentStyles w:defLockedState="0" w:defUIPriority="99" w:defSemiHidden="0" w:defUnhideWhenUsed="0" w:defQFormat="0" w:count="374">
+  <w:latentStyles w:defLockedState="0" w:defUIPriority="99" w:defSemiHidden="0" w:defUnhideWhenUsed="0" w:defQFormat="0" w:count="376">
     <w:lsdException w:name="Normal" w:uiPriority="0" w:qFormat="1"/>
     <w:lsdException w:name="heading 1" w:uiPriority="9" w:qFormat="1"/>
     <w:lsdException w:name="heading 2" w:uiPriority="9" w:qFormat="1"/>
@@ -4479,8 +5624,54 @@
     <w:lsdException w:name="Subtitle" w:uiPriority="11" w:qFormat="1"/>
     <w:lsdException w:name="Strong" w:uiPriority="22" w:qFormat="1"/>
     <w:lsdException w:name="Emphasis" w:uiPriority="20" w:qFormat="1"/>
+    <w:lsdException w:name="HTML Typewriter" w:semiHidden="1" w:unhideWhenUsed="1"/>
+    <w:lsdException w:name="Normal Table" w:semiHidden="1" w:unhideWhenUsed="1"/>
+    <w:lsdException w:name="Outline List 2" w:semiHidden="1" w:unhideWhenUsed="1"/>
+    <w:lsdException w:name="Outline List 3" w:semiHidden="1" w:unhideWhenUsed="1"/>
+    <w:lsdException w:name="Table Simple 1" w:semiHidden="1" w:unhideWhenUsed="1"/>
+    <w:lsdException w:name="Table Simple 2" w:semiHidden="1" w:unhideWhenUsed="1"/>
+    <w:lsdException w:name="Table Simple 3" w:semiHidden="1" w:unhideWhenUsed="1"/>
+    <w:lsdException w:name="Table Classic 1" w:semiHidden="1" w:unhideWhenUsed="1"/>
+    <w:lsdException w:name="Table Classic 2" w:semiHidden="1" w:unhideWhenUsed="1"/>
+    <w:lsdException w:name="Table Classic 3" w:semiHidden="1" w:unhideWhenUsed="1"/>
+    <w:lsdException w:name="Table Classic 4" w:semiHidden="1" w:unhideWhenUsed="1"/>
+    <w:lsdException w:name="Table Colorful 1" w:semiHidden="1" w:unhideWhenUsed="1"/>
+    <w:lsdException w:name="Table Colorful 2" w:semiHidden="1" w:unhideWhenUsed="1"/>
+    <w:lsdException w:name="Table Colorful 3" w:semiHidden="1" w:unhideWhenUsed="1"/>
+    <w:lsdException w:name="Table Columns 1" w:semiHidden="1" w:unhideWhenUsed="1"/>
+    <w:lsdException w:name="Table Columns 2" w:semiHidden="1" w:unhideWhenUsed="1"/>
+    <w:lsdException w:name="Table Columns 3" w:semiHidden="1" w:unhideWhenUsed="1"/>
+    <w:lsdException w:name="Table Columns 4" w:semiHidden="1" w:unhideWhenUsed="1"/>
+    <w:lsdException w:name="Table Columns 5" w:semiHidden="1" w:unhideWhenUsed="1"/>
+    <w:lsdException w:name="Table Grid 1" w:semiHidden="1" w:unhideWhenUsed="1"/>
+    <w:lsdException w:name="Table Grid 2" w:semiHidden="1" w:unhideWhenUsed="1"/>
+    <w:lsdException w:name="Table Grid 3" w:semiHidden="1" w:unhideWhenUsed="1"/>
+    <w:lsdException w:name="Table Grid 4" w:semiHidden="1" w:unhideWhenUsed="1"/>
+    <w:lsdException w:name="Table Grid 5" w:semiHidden="1" w:unhideWhenUsed="1"/>
+    <w:lsdException w:name="Table Grid 6" w:semiHidden="1" w:unhideWhenUsed="1"/>
+    <w:lsdException w:name="Table Grid 7" w:semiHidden="1" w:unhideWhenUsed="1"/>
+    <w:lsdException w:name="Table Grid 8" w:semiHidden="1" w:unhideWhenUsed="1"/>
+    <w:lsdException w:name="Table List 1" w:semiHidden="1" w:unhideWhenUsed="1"/>
+    <w:lsdException w:name="Table List 2" w:semiHidden="1" w:unhideWhenUsed="1"/>
+    <w:lsdException w:name="Table List 3" w:semiHidden="1" w:unhideWhenUsed="1"/>
+    <w:lsdException w:name="Table List 4" w:semiHidden="1" w:unhideWhenUsed="1"/>
+    <w:lsdException w:name="Table List 5" w:semiHidden="1" w:unhideWhenUsed="1"/>
+    <w:lsdException w:name="Table List 6" w:semiHidden="1" w:unhideWhenUsed="1"/>
+    <w:lsdException w:name="Table List 7" w:semiHidden="1" w:unhideWhenUsed="1"/>
+    <w:lsdException w:name="Table List 8" w:semiHidden="1" w:unhideWhenUsed="1"/>
+    <w:lsdException w:name="Table 3D effects 1" w:semiHidden="1" w:unhideWhenUsed="1"/>
+    <w:lsdException w:name="Table 3D effects 2" w:semiHidden="1" w:unhideWhenUsed="1"/>
+    <w:lsdException w:name="Table 3D effects 3" w:semiHidden="1" w:unhideWhenUsed="1"/>
+    <w:lsdException w:name="Table Contemporary" w:semiHidden="1" w:unhideWhenUsed="1"/>
+    <w:lsdException w:name="Table Elegant" w:semiHidden="1" w:unhideWhenUsed="1"/>
+    <w:lsdException w:name="Table Professional" w:semiHidden="1" w:unhideWhenUsed="1"/>
+    <w:lsdException w:name="Table Subtle 1" w:semiHidden="1" w:unhideWhenUsed="1"/>
+    <w:lsdException w:name="Table Subtle 2" w:semiHidden="1" w:unhideWhenUsed="1"/>
+    <w:lsdException w:name="Table Web 1" w:semiHidden="1" w:unhideWhenUsed="1"/>
+    <w:lsdException w:name="Table Web 2" w:semiHidden="1" w:unhideWhenUsed="1"/>
+    <w:lsdException w:name="Table Web 3" w:semiHidden="1" w:unhideWhenUsed="1"/>
     <w:lsdException w:name="Balloon Text" w:semiHidden="1" w:unhideWhenUsed="1"/>
-    <w:lsdException w:name="Table Grid" w:semiHidden="1" w:uiPriority="59" w:unhideWhenUsed="1"/>
+    <w:lsdException w:name="Table Grid" w:uiPriority="59"/>
     <w:lsdException w:name="Table Theme" w:semiHidden="1" w:unhideWhenUsed="1"/>
     <w:lsdException w:name="Placeholder Text" w:semiHidden="1"/>
     <w:lsdException w:name="No Spacing" w:uiPriority="1" w:qFormat="1"/>
@@ -4592,7 +5783,7 @@
     <w:lsdException w:name="Intense Reference" w:uiPriority="32" w:qFormat="1"/>
     <w:lsdException w:name="Book Title" w:uiPriority="33" w:qFormat="1"/>
     <w:lsdException w:name="Bibliography" w:semiHidden="1" w:uiPriority="37" w:unhideWhenUsed="1"/>
-    <w:lsdException w:name="TOC Heading" w:uiPriority="39" w:qFormat="1"/>
+    <w:lsdException w:name="TOC Heading" w:semiHidden="1" w:uiPriority="39" w:unhideWhenUsed="1" w:qFormat="1"/>
     <w:lsdException w:name="Plain Table 1" w:uiPriority="41"/>
     <w:lsdException w:name="Plain Table 2" w:uiPriority="42"/>
     <w:lsdException w:name="Plain Table 3" w:uiPriority="43"/>
@@ -4700,6 +5891,8 @@
     <w:lsdException w:name="Mention" w:semiHidden="1" w:unhideWhenUsed="1"/>
     <w:lsdException w:name="Smart Hyperlink" w:semiHidden="1" w:unhideWhenUsed="1"/>
     <w:lsdException w:name="Hashtag" w:semiHidden="1" w:unhideWhenUsed="1"/>
+    <w:lsdException w:name="Unresolved Mention" w:semiHidden="1" w:unhideWhenUsed="1"/>
+    <w:lsdException w:name="Smart Link" w:semiHidden="1" w:unhideWhenUsed="1"/>
   </w:latentStyles>
   <w:style w:type="paragraph" w:default="1" w:styleId="Normal">
     <w:name w:val="Normal"/>
@@ -5779,13 +6972,307 @@
 </file>
 
 <file path=customXml/item1.xml><?xml version="1.0" encoding="utf-8"?>
+<?mso-contentType ?>
+<FormTemplates xmlns="http://schemas.microsoft.com/sharepoint/v3/contenttype/forms">
+  <Display>DocumentLibraryForm</Display>
+  <Edit>DocumentLibraryForm</Edit>
+  <New>DocumentLibraryForm</New>
+</FormTemplates>
+</file>
+
+<file path=customXml/item2.xml><?xml version="1.0" encoding="utf-8"?>
+<ct:contentTypeSchema xmlns:ct="http://schemas.microsoft.com/office/2006/metadata/contentType" xmlns:ma="http://schemas.microsoft.com/office/2006/metadata/properties/metaAttributes" ct:_="" ma:_="" ma:contentTypeName="Document" ma:contentTypeID="0x010100F93FDF6E0178D94A896BA8D23198D55B" ma:contentTypeVersion="15" ma:contentTypeDescription="Create a new document." ma:contentTypeScope="" ma:versionID="322bf9cb525ac7c9edf875ff45e37bc4">
+  <xsd:schema xmlns:xsd="http://www.w3.org/2001/XMLSchema" xmlns:xs="http://www.w3.org/2001/XMLSchema" xmlns:p="http://schemas.microsoft.com/office/2006/metadata/properties" xmlns:ns3="56274229-afbd-461f-b11e-5bd3f2156ea4" xmlns:ns4="7afa4cb0-4990-4417-b591-bcc4d74da64e" targetNamespace="http://schemas.microsoft.com/office/2006/metadata/properties" ma:root="true" ma:fieldsID="e359e2f663321321e1d845d2edc46f3e" ns3:_="" ns4:_="">
+    <xsd:import namespace="56274229-afbd-461f-b11e-5bd3f2156ea4"/>
+    <xsd:import namespace="7afa4cb0-4990-4417-b591-bcc4d74da64e"/>
+    <xsd:element name="properties">
+      <xsd:complexType>
+        <xsd:sequence>
+          <xsd:element name="documentManagement">
+            <xsd:complexType>
+              <xsd:all>
+                <xsd:element ref="ns3:MediaServiceMetadata" minOccurs="0"/>
+                <xsd:element ref="ns3:MediaServiceFastMetadata" minOccurs="0"/>
+                <xsd:element ref="ns3:MediaServiceAutoTags" minOccurs="0"/>
+                <xsd:element ref="ns3:MediaServiceGenerationTime" minOccurs="0"/>
+                <xsd:element ref="ns3:MediaServiceEventHashCode" minOccurs="0"/>
+                <xsd:element ref="ns3:MediaServiceOCR" minOccurs="0"/>
+                <xsd:element ref="ns4:SharedWithUsers" minOccurs="0"/>
+                <xsd:element ref="ns4:SharedWithDetails" minOccurs="0"/>
+                <xsd:element ref="ns4:SharingHintHash" minOccurs="0"/>
+                <xsd:element ref="ns3:MediaServiceDateTaken" minOccurs="0"/>
+                <xsd:element ref="ns3:MediaServiceAutoKeyPoints" minOccurs="0"/>
+                <xsd:element ref="ns3:MediaServiceKeyPoints" minOccurs="0"/>
+                <xsd:element ref="ns3:MediaServiceLocation" minOccurs="0"/>
+                <xsd:element ref="ns3:MediaLengthInSeconds" minOccurs="0"/>
+                <xsd:element ref="ns3:MediaServiceSearchProperties" minOccurs="0"/>
+              </xsd:all>
+            </xsd:complexType>
+          </xsd:element>
+        </xsd:sequence>
+      </xsd:complexType>
+    </xsd:element>
+  </xsd:schema>
+  <xsd:schema xmlns:xsd="http://www.w3.org/2001/XMLSchema" xmlns:xs="http://www.w3.org/2001/XMLSchema" xmlns:dms="http://schemas.microsoft.com/office/2006/documentManagement/types" xmlns:pc="http://schemas.microsoft.com/office/infopath/2007/PartnerControls" targetNamespace="56274229-afbd-461f-b11e-5bd3f2156ea4" elementFormDefault="qualified">
+    <xsd:import namespace="http://schemas.microsoft.com/office/2006/documentManagement/types"/>
+    <xsd:import namespace="http://schemas.microsoft.com/office/infopath/2007/PartnerControls"/>
+    <xsd:element name="MediaServiceMetadata" ma:index="8" nillable="true" ma:displayName="MediaServiceMetadata" ma:hidden="true" ma:internalName="MediaServiceMetadata" ma:readOnly="true">
+      <xsd:simpleType>
+        <xsd:restriction base="dms:Note"/>
+      </xsd:simpleType>
+    </xsd:element>
+    <xsd:element name="MediaServiceFastMetadata" ma:index="9" nillable="true" ma:displayName="MediaServiceFastMetadata" ma:hidden="true" ma:internalName="MediaServiceFastMetadata" ma:readOnly="true">
+      <xsd:simpleType>
+        <xsd:restriction base="dms:Note"/>
+      </xsd:simpleType>
+    </xsd:element>
+    <xsd:element name="MediaServiceAutoTags" ma:index="10" nillable="true" ma:displayName="Tags" ma:internalName="MediaServiceAutoTags" ma:readOnly="true">
+      <xsd:simpleType>
+        <xsd:restriction base="dms:Text"/>
+      </xsd:simpleType>
+    </xsd:element>
+    <xsd:element name="MediaServiceGenerationTime" ma:index="11" nillable="true" ma:displayName="MediaServiceGenerationTime" ma:hidden="true" ma:internalName="MediaServiceGenerationTime" ma:readOnly="true">
+      <xsd:simpleType>
+        <xsd:restriction base="dms:Text"/>
+      </xsd:simpleType>
+    </xsd:element>
+    <xsd:element name="MediaServiceEventHashCode" ma:index="12" nillable="true" ma:displayName="MediaServiceEventHashCode" ma:hidden="true" ma:internalName="MediaServiceEventHashCode" ma:readOnly="true">
+      <xsd:simpleType>
+        <xsd:restriction base="dms:Text"/>
+      </xsd:simpleType>
+    </xsd:element>
+    <xsd:element name="MediaServiceOCR" ma:index="13" nillable="true" ma:displayName="Extracted Text" ma:internalName="MediaServiceOCR" ma:readOnly="true">
+      <xsd:simpleType>
+        <xsd:restriction base="dms:Note">
+          <xsd:maxLength value="255"/>
+        </xsd:restriction>
+      </xsd:simpleType>
+    </xsd:element>
+    <xsd:element name="MediaServiceDateTaken" ma:index="17" nillable="true" ma:displayName="MediaServiceDateTaken" ma:hidden="true" ma:internalName="MediaServiceDateTaken" ma:readOnly="true">
+      <xsd:simpleType>
+        <xsd:restriction base="dms:Text"/>
+      </xsd:simpleType>
+    </xsd:element>
+    <xsd:element name="MediaServiceAutoKeyPoints" ma:index="18" nillable="true" ma:displayName="MediaServiceAutoKeyPoints" ma:hidden="true" ma:internalName="MediaServiceAutoKeyPoints" ma:readOnly="true">
+      <xsd:simpleType>
+        <xsd:restriction base="dms:Note"/>
+      </xsd:simpleType>
+    </xsd:element>
+    <xsd:element name="MediaServiceKeyPoints" ma:index="19" nillable="true" ma:displayName="KeyPoints" ma:internalName="MediaServiceKeyPoints" ma:readOnly="true">
+      <xsd:simpleType>
+        <xsd:restriction base="dms:Note">
+          <xsd:maxLength value="255"/>
+        </xsd:restriction>
+      </xsd:simpleType>
+    </xsd:element>
+    <xsd:element name="MediaServiceLocation" ma:index="20" nillable="true" ma:displayName="Location" ma:internalName="MediaServiceLocation" ma:readOnly="true">
+      <xsd:simpleType>
+        <xsd:restriction base="dms:Text"/>
+      </xsd:simpleType>
+    </xsd:element>
+    <xsd:element name="MediaLengthInSeconds" ma:index="21" nillable="true" ma:displayName="Length (seconds)" ma:internalName="MediaLengthInSeconds" ma:readOnly="true">
+      <xsd:simpleType>
+        <xsd:restriction base="dms:Unknown"/>
+      </xsd:simpleType>
+    </xsd:element>
+    <xsd:element name="MediaServiceSearchProperties" ma:index="22" nillable="true" ma:displayName="MediaServiceSearchProperties" ma:hidden="true" ma:internalName="MediaServiceSearchProperties" ma:readOnly="true">
+      <xsd:simpleType>
+        <xsd:restriction base="dms:Note"/>
+      </xsd:simpleType>
+    </xsd:element>
+  </xsd:schema>
+  <xsd:schema xmlns:xsd="http://www.w3.org/2001/XMLSchema" xmlns:xs="http://www.w3.org/2001/XMLSchema" xmlns:dms="http://schemas.microsoft.com/office/2006/documentManagement/types" xmlns:pc="http://schemas.microsoft.com/office/infopath/2007/PartnerControls" targetNamespace="7afa4cb0-4990-4417-b591-bcc4d74da64e" elementFormDefault="qualified">
+    <xsd:import namespace="http://schemas.microsoft.com/office/2006/documentManagement/types"/>
+    <xsd:import namespace="http://schemas.microsoft.com/office/infopath/2007/PartnerControls"/>
+    <xsd:element name="SharedWithUsers" ma:index="14" nillable="true" ma:displayName="Shared With" ma:internalName="SharedWithUsers" ma:readOnly="true">
+      <xsd:complexType>
+        <xsd:complexContent>
+          <xsd:extension base="dms:UserMulti">
+            <xsd:sequence>
+              <xsd:element name="UserInfo" minOccurs="0" maxOccurs="unbounded">
+                <xsd:complexType>
+                  <xsd:sequence>
+                    <xsd:element name="DisplayName" type="xsd:string" minOccurs="0"/>
+                    <xsd:element name="AccountId" type="dms:UserId" minOccurs="0" nillable="true"/>
+                    <xsd:element name="AccountType" type="xsd:string" minOccurs="0"/>
+                  </xsd:sequence>
+                </xsd:complexType>
+              </xsd:element>
+            </xsd:sequence>
+          </xsd:extension>
+        </xsd:complexContent>
+      </xsd:complexType>
+    </xsd:element>
+    <xsd:element name="SharedWithDetails" ma:index="15" nillable="true" ma:displayName="Shared With Details" ma:internalName="SharedWithDetails" ma:readOnly="true">
+      <xsd:simpleType>
+        <xsd:restriction base="dms:Note">
+          <xsd:maxLength value="255"/>
+        </xsd:restriction>
+      </xsd:simpleType>
+    </xsd:element>
+    <xsd:element name="SharingHintHash" ma:index="16" nillable="true" ma:displayName="Sharing Hint Hash" ma:hidden="true" ma:internalName="SharingHintHash" ma:readOnly="true">
+      <xsd:simpleType>
+        <xsd:restriction base="dms:Text"/>
+      </xsd:simpleType>
+    </xsd:element>
+  </xsd:schema>
+  <xsd:schema xmlns="http://schemas.openxmlformats.org/package/2006/metadata/core-properties" xmlns:xsd="http://www.w3.org/2001/XMLSchema" xmlns:xsi="http://www.w3.org/2001/XMLSchema-instance" xmlns:dc="http://purl.org/dc/elements/1.1/" xmlns:dcterms="http://purl.org/dc/terms/" xmlns:odoc="http://schemas.microsoft.com/internal/obd" targetNamespace="http://schemas.openxmlformats.org/package/2006/metadata/core-properties" elementFormDefault="qualified" attributeFormDefault="unqualified" blockDefault="#all">
+    <xsd:import namespace="http://purl.org/dc/elements/1.1/" schemaLocation="http://dublincore.org/schemas/xmls/qdc/2003/04/02/dc.xsd"/>
+    <xsd:import namespace="http://purl.org/dc/terms/" schemaLocation="http://dublincore.org/schemas/xmls/qdc/2003/04/02/dcterms.xsd"/>
+    <xsd:element name="coreProperties" type="CT_coreProperties"/>
+    <xsd:complexType name="CT_coreProperties">
+      <xsd:all>
+        <xsd:element ref="dc:creator" minOccurs="0" maxOccurs="1"/>
+        <xsd:element ref="dcterms:created" minOccurs="0" maxOccurs="1"/>
+        <xsd:element ref="dc:identifier" minOccurs="0" maxOccurs="1"/>
+        <xsd:element name="contentType" minOccurs="0" maxOccurs="1" type="xsd:string" ma:index="0" ma:displayName="Content Type"/>
+        <xsd:element ref="dc:title" minOccurs="0" maxOccurs="1" ma:index="4" ma:displayName="Title"/>
+        <xsd:element ref="dc:subject" minOccurs="0" maxOccurs="1"/>
+        <xsd:element ref="dc:description" minOccurs="0" maxOccurs="1"/>
+        <xsd:element name="keywords" minOccurs="0" maxOccurs="1" type="xsd:string"/>
+        <xsd:element ref="dc:language" minOccurs="0" maxOccurs="1"/>
+        <xsd:element name="category" minOccurs="0" maxOccurs="1" type="xsd:string"/>
+        <xsd:element name="version" minOccurs="0" maxOccurs="1" type="xsd:string"/>
+        <xsd:element name="revision" minOccurs="0" maxOccurs="1" type="xsd:string">
+          <xsd:annotation>
+            <xsd:documentation>
+                        This value indicates the number of saves or revisions. The application is responsible for updating this value after each revision.
+                    </xsd:documentation>
+          </xsd:annotation>
+        </xsd:element>
+        <xsd:element name="lastModifiedBy" minOccurs="0" maxOccurs="1" type="xsd:string"/>
+        <xsd:element ref="dcterms:modified" minOccurs="0" maxOccurs="1"/>
+        <xsd:element name="contentStatus" minOccurs="0" maxOccurs="1" type="xsd:string"/>
+      </xsd:all>
+    </xsd:complexType>
+  </xsd:schema>
+  <xs:schema xmlns:pc="http://schemas.microsoft.com/office/infopath/2007/PartnerControls" xmlns:xs="http://www.w3.org/2001/XMLSchema" targetNamespace="http://schemas.microsoft.com/office/infopath/2007/PartnerControls" elementFormDefault="qualified" attributeFormDefault="unqualified">
+    <xs:element name="Person">
+      <xs:complexType>
+        <xs:sequence>
+          <xs:element ref="pc:DisplayName" minOccurs="0"/>
+          <xs:element ref="pc:AccountId" minOccurs="0"/>
+          <xs:element ref="pc:AccountType" minOccurs="0"/>
+        </xs:sequence>
+      </xs:complexType>
+    </xs:element>
+    <xs:element name="DisplayName" type="xs:string"/>
+    <xs:element name="AccountId" type="xs:string"/>
+    <xs:element name="AccountType" type="xs:string"/>
+    <xs:element name="BDCAssociatedEntity">
+      <xs:complexType>
+        <xs:sequence>
+          <xs:element ref="pc:BDCEntity" minOccurs="0" maxOccurs="unbounded"/>
+        </xs:sequence>
+        <xs:attribute ref="pc:EntityNamespace"/>
+        <xs:attribute ref="pc:EntityName"/>
+        <xs:attribute ref="pc:SystemInstanceName"/>
+        <xs:attribute ref="pc:AssociationName"/>
+      </xs:complexType>
+    </xs:element>
+    <xs:attribute name="EntityNamespace" type="xs:string"/>
+    <xs:attribute name="EntityName" type="xs:string"/>
+    <xs:attribute name="SystemInstanceName" type="xs:string"/>
+    <xs:attribute name="AssociationName" type="xs:string"/>
+    <xs:element name="BDCEntity">
+      <xs:complexType>
+        <xs:sequence>
+          <xs:element ref="pc:EntityDisplayName" minOccurs="0"/>
+          <xs:element ref="pc:EntityInstanceReference" minOccurs="0"/>
+          <xs:element ref="pc:EntityId1" minOccurs="0"/>
+          <xs:element ref="pc:EntityId2" minOccurs="0"/>
+          <xs:element ref="pc:EntityId3" minOccurs="0"/>
+          <xs:element ref="pc:EntityId4" minOccurs="0"/>
+          <xs:element ref="pc:EntityId5" minOccurs="0"/>
+        </xs:sequence>
+      </xs:complexType>
+    </xs:element>
+    <xs:element name="EntityDisplayName" type="xs:string"/>
+    <xs:element name="EntityInstanceReference" type="xs:string"/>
+    <xs:element name="EntityId1" type="xs:string"/>
+    <xs:element name="EntityId2" type="xs:string"/>
+    <xs:element name="EntityId3" type="xs:string"/>
+    <xs:element name="EntityId4" type="xs:string"/>
+    <xs:element name="EntityId5" type="xs:string"/>
+    <xs:element name="Terms">
+      <xs:complexType>
+        <xs:sequence>
+          <xs:element ref="pc:TermInfo" minOccurs="0" maxOccurs="unbounded"/>
+        </xs:sequence>
+      </xs:complexType>
+    </xs:element>
+    <xs:element name="TermInfo">
+      <xs:complexType>
+        <xs:sequence>
+          <xs:element ref="pc:TermName" minOccurs="0"/>
+          <xs:element ref="pc:TermId" minOccurs="0"/>
+        </xs:sequence>
+      </xs:complexType>
+    </xs:element>
+    <xs:element name="TermName" type="xs:string"/>
+    <xs:element name="TermId" type="xs:string"/>
+  </xs:schema>
+</ct:contentTypeSchema>
+</file>
+
+<file path=customXml/item3.xml><?xml version="1.0" encoding="utf-8"?>
 <b:Sources xmlns:b="http://schemas.openxmlformats.org/officeDocument/2006/bibliography" xmlns="http://schemas.openxmlformats.org/officeDocument/2006/bibliography" SelectedStyle="\APA.XSL" StyleName="APA"/>
 </file>
 
+<file path=customXml/item4.xml><?xml version="1.0" encoding="utf-8"?>
+<p:properties xmlns:p="http://schemas.microsoft.com/office/2006/metadata/properties" xmlns:xsi="http://www.w3.org/2001/XMLSchema-instance" xmlns:pc="http://schemas.microsoft.com/office/infopath/2007/PartnerControls">
+  <documentManagement/>
+</p:properties>
+</file>
+
 <file path=customXml/itemProps1.xml><?xml version="1.0" encoding="utf-8"?>
+<ds:datastoreItem xmlns:ds="http://schemas.openxmlformats.org/officeDocument/2006/customXml" ds:itemID="{E40D4375-3BF6-4B06-8CAA-DE2EF4A16163}">
+  <ds:schemaRefs>
+    <ds:schemaRef ds:uri="http://schemas.microsoft.com/sharepoint/v3/contenttype/forms"/>
+  </ds:schemaRefs>
+</ds:datastoreItem>
+</file>
+
+<file path=customXml/itemProps2.xml><?xml version="1.0" encoding="utf-8"?>
+<ds:datastoreItem xmlns:ds="http://schemas.openxmlformats.org/officeDocument/2006/customXml" ds:itemID="{E14367DD-A9BF-43D1-B2BE-2C05338CBC0F}">
+  <ds:schemaRefs>
+    <ds:schemaRef ds:uri="http://schemas.microsoft.com/office/2006/metadata/contentType"/>
+    <ds:schemaRef ds:uri="http://schemas.microsoft.com/office/2006/metadata/properties/metaAttributes"/>
+    <ds:schemaRef ds:uri="http://www.w3.org/2001/XMLSchema"/>
+    <ds:schemaRef ds:uri="http://schemas.microsoft.com/office/2006/metadata/properties"/>
+    <ds:schemaRef ds:uri="56274229-afbd-461f-b11e-5bd3f2156ea4"/>
+    <ds:schemaRef ds:uri="7afa4cb0-4990-4417-b591-bcc4d74da64e"/>
+    <ds:schemaRef ds:uri="http://schemas.microsoft.com/office/2006/documentManagement/types"/>
+    <ds:schemaRef ds:uri="http://schemas.microsoft.com/office/infopath/2007/PartnerControls"/>
+    <ds:schemaRef ds:uri="http://schemas.openxmlformats.org/package/2006/metadata/core-properties"/>
+    <ds:schemaRef ds:uri="http://purl.org/dc/elements/1.1/"/>
+    <ds:schemaRef ds:uri="http://purl.org/dc/terms/"/>
+    <ds:schemaRef ds:uri="http://schemas.microsoft.com/internal/obd"/>
+  </ds:schemaRefs>
+</ds:datastoreItem>
+</file>
+
+<file path=customXml/itemProps3.xml><?xml version="1.0" encoding="utf-8"?>
 <ds:datastoreItem xmlns:ds="http://schemas.openxmlformats.org/officeDocument/2006/customXml" ds:itemID="{2164ED24-4F97-48B2-BE68-18C3F2282B2D}">
   <ds:schemaRefs>
     <ds:schemaRef ds:uri="http://schemas.openxmlformats.org/officeDocument/2006/bibliography"/>
   </ds:schemaRefs>
 </ds:datastoreItem>
+</file>
+
+<file path=customXml/itemProps4.xml><?xml version="1.0" encoding="utf-8"?>
+<ds:datastoreItem xmlns:ds="http://schemas.openxmlformats.org/officeDocument/2006/customXml" ds:itemID="{6AF2B715-C552-4280-9557-E2D84D7DD0DA}">
+  <ds:schemaRefs>
+    <ds:schemaRef ds:uri="http://purl.org/dc/dcmitype/"/>
+    <ds:schemaRef ds:uri="http://purl.org/dc/terms/"/>
+    <ds:schemaRef ds:uri="http://schemas.microsoft.com/office/2006/metadata/properties"/>
+    <ds:schemaRef ds:uri="http://schemas.microsoft.com/office/infopath/2007/PartnerControls"/>
+    <ds:schemaRef ds:uri="56274229-afbd-461f-b11e-5bd3f2156ea4"/>
+    <ds:schemaRef ds:uri="http://schemas.microsoft.com/office/2006/documentManagement/types"/>
+    <ds:schemaRef ds:uri="http://purl.org/dc/elements/1.1/"/>
+    <ds:schemaRef ds:uri="http://www.w3.org/XML/1998/namespace"/>
+    <ds:schemaRef ds:uri="http://schemas.openxmlformats.org/package/2006/metadata/core-properties"/>
+    <ds:schemaRef ds:uri="7afa4cb0-4990-4417-b591-bcc4d74da64e"/>
+  </ds:schemaRefs>
+</ds:datastoreItem>
 </file>